--- a/theory/Конспекты/practice_lessons.docx
+++ b/theory/Конспекты/practice_lessons.docx
@@ -27,6 +27,7 @@
         <w:rPr>
           <w:b/>
           <w:bCs/>
+          <w:highlight w:val="none"/>
         </w:rPr>
       </w:r>
       <w:r>
@@ -1203,7 +1204,12 @@
           <w:lang w:val="ru-RU"/>
         </w:rPr>
       </w:r>
-      <w:r/>
+      <w:r>
+        <w:rPr>
+          <w:highlight w:val="none"/>
+          <w:lang w:val="ru-RU"/>
+        </w:rPr>
+      </w:r>
     </w:p>
     <w:p>
       <w:pPr>
@@ -1215,7 +1221,6 @@
         <w:jc w:val="both"/>
         <w:rPr/>
       </w:pPr>
-      <w:r/>
       <w:r/>
       <w:r/>
     </w:p>
@@ -1229,7 +1234,6 @@
         <w:jc w:val="both"/>
         <w:rPr/>
       </w:pPr>
-      <w:r/>
       <w:r/>
       <w:r/>
     </w:p>
@@ -1267,6 +1271,14 @@
         <w:rPr>
           <w:b/>
           <w:bCs/>
+        </w:rPr>
+      </w:r>
+      <w:r>
+        <w:rPr>
+          <w:b/>
+          <w:bCs/>
+          <w:highlight w:val="none"/>
+          <w:lang w:val="ru-RU"/>
         </w:rPr>
       </w:r>
     </w:p>
@@ -1361,6 +1373,14 @@
           <w:bCs w:val="0"/>
         </w:rPr>
       </w:r>
+      <w:r>
+        <w:rPr>
+          <w:b w:val="0"/>
+          <w:bCs w:val="0"/>
+          <w:highlight w:val="none"/>
+          <w:lang w:val="en-US"/>
+        </w:rPr>
+      </w:r>
     </w:p>
     <w:p>
       <w:pPr>
@@ -1432,6 +1452,14 @@
         <w:rPr>
           <w:b w:val="0"/>
           <w:bCs w:val="0"/>
+        </w:rPr>
+      </w:r>
+      <w:r>
+        <w:rPr>
+          <w:b w:val="0"/>
+          <w:bCs w:val="0"/>
+          <w:highlight w:val="none"/>
+          <w:lang w:val="en-US"/>
         </w:rPr>
       </w:r>
     </w:p>
@@ -1558,6 +1586,15 @@
           <w:bCs w:val="0"/>
         </w:rPr>
       </w:r>
+      <w:r>
+        <w:rPr>
+          <w:rFonts w:ascii="JetBrains Mono" w:hAnsi="JetBrains Mono" w:eastAsia="JetBrains Mono" w:cs="JetBrains Mono"/>
+          <w:b/>
+          <w:bCs/>
+          <w:highlight w:val="none"/>
+          <w:lang w:val="en-US"/>
+        </w:rPr>
+      </w:r>
     </w:p>
     <w:p>
       <w:pPr>
@@ -1623,6 +1660,15 @@
           <w:lang w:val="en-US"/>
         </w:rPr>
         <w:t xml:space="preserve">A B C * +</w:t>
+      </w:r>
+      <w:r>
+        <w:rPr>
+          <w:rFonts w:ascii="JetBrains Mono" w:hAnsi="JetBrains Mono" w:eastAsia="JetBrains Mono" w:cs="JetBrains Mono"/>
+          <w:b w:val="0"/>
+          <w:bCs w:val="0"/>
+          <w:highlight w:val="none"/>
+          <w:lang w:val="en-US"/>
+        </w:rPr>
       </w:r>
       <w:r>
         <w:rPr>
@@ -1717,6 +1763,14 @@
           <w:bCs w:val="0"/>
           <w:highlight w:val="none"/>
           <w:lang w:val="en-US"/>
+        </w:rPr>
+      </w:r>
+      <w:r>
+        <w:rPr>
+          <w:b w:val="0"/>
+          <w:bCs w:val="0"/>
+          <w:highlight w:val="none"/>
+          <w:lang w:val="ru-RU"/>
         </w:rPr>
       </w:r>
     </w:p>
@@ -1802,6 +1856,15 @@
           <w:highlight w:val="none"/>
         </w:rPr>
       </w:r>
+      <w:r>
+        <w:rPr>
+          <w:rFonts w:ascii="JetBrains Mono" w:hAnsi="JetBrains Mono" w:eastAsia="JetBrains Mono" w:cs="JetBrains Mono"/>
+          <w:b w:val="0"/>
+          <w:bCs w:val="0"/>
+          <w:highlight w:val="none"/>
+          <w:lang w:val="en-US"/>
+        </w:rPr>
+      </w:r>
     </w:p>
     <w:p>
       <w:pPr>
@@ -1897,6 +1960,15 @@
           <w:highlight w:val="none"/>
         </w:rPr>
       </w:r>
+      <w:r>
+        <w:rPr>
+          <w:rFonts w:ascii="JetBrains Mono" w:hAnsi="JetBrains Mono" w:eastAsia="JetBrains Mono" w:cs="JetBrains Mono"/>
+          <w:b w:val="0"/>
+          <w:bCs w:val="0"/>
+          <w:highlight w:val="none"/>
+          <w:lang w:val="en-US"/>
+        </w:rPr>
+      </w:r>
     </w:p>
     <w:p>
       <w:pPr>
@@ -1992,6 +2064,15 @@
           <w:highlight w:val="none"/>
         </w:rPr>
       </w:r>
+      <w:r>
+        <w:rPr>
+          <w:rFonts w:ascii="JetBrains Mono" w:hAnsi="JetBrains Mono" w:eastAsia="JetBrains Mono" w:cs="JetBrains Mono"/>
+          <w:b w:val="0"/>
+          <w:bCs w:val="0"/>
+          <w:highlight w:val="none"/>
+          <w:lang w:val="en-US"/>
+        </w:rPr>
+      </w:r>
     </w:p>
     <w:p>
       <w:pPr>
@@ -2087,6 +2168,15 @@
           <w:highlight w:val="none"/>
         </w:rPr>
       </w:r>
+      <w:r>
+        <w:rPr>
+          <w:rFonts w:ascii="JetBrains Mono" w:hAnsi="JetBrains Mono" w:eastAsia="JetBrains Mono" w:cs="JetBrains Mono"/>
+          <w:b w:val="0"/>
+          <w:bCs w:val="0"/>
+          <w:highlight w:val="none"/>
+          <w:lang w:val="en-US"/>
+        </w:rPr>
+      </w:r>
     </w:p>
     <w:p>
       <w:pPr>
@@ -2212,6 +2302,15 @@
           <w:highlight w:val="none"/>
         </w:rPr>
       </w:r>
+      <w:r>
+        <w:rPr>
+          <w:rFonts w:ascii="JetBrains Mono" w:hAnsi="JetBrains Mono" w:eastAsia="JetBrains Mono" w:cs="JetBrains Mono"/>
+          <w:b w:val="0"/>
+          <w:bCs w:val="0"/>
+          <w:highlight w:val="none"/>
+          <w:lang w:val="ru-RU"/>
+        </w:rPr>
+      </w:r>
     </w:p>
     <w:p>
       <w:pPr>
@@ -2277,7 +2376,47 @@
           <w:highlight w:val="none"/>
           <w:lang w:val="en-US"/>
         </w:rPr>
-        <w:t xml:space="preserve">A[i+1,j*2]*(B+C[i-1]) == Ai1+j2*3AEMBCi1-2AEM+*</w:t>
+        <w:t xml:space="preserve">A[i+1,j*2]*(B+C[i-1]) == Ai1+j2*3</w:t>
+      </w:r>
+      <w:r>
+        <w:rPr>
+          <w:rFonts w:ascii="JetBrains Mono" w:hAnsi="JetBrains Mono" w:eastAsia="JetBrains Mono" w:cs="JetBrains Mono"/>
+          <w:b w:val="0"/>
+          <w:bCs w:val="0"/>
+          <w:highlight w:val="none"/>
+          <w:lang w:val="ru-RU"/>
+        </w:rPr>
+        <w:t xml:space="preserve">АЭМ</w:t>
+      </w:r>
+      <w:r>
+        <w:rPr>
+          <w:rFonts w:ascii="JetBrains Mono" w:hAnsi="JetBrains Mono" w:eastAsia="JetBrains Mono" w:cs="JetBrains Mono"/>
+          <w:b w:val="0"/>
+          <w:bCs w:val="0"/>
+          <w:highlight w:val="none"/>
+          <w:lang w:val="en-US"/>
+        </w:rPr>
+        <w:t xml:space="preserve">BCi1-2</w:t>
+      </w:r>
+      <w:r>
+        <w:rPr>
+          <w:rFonts w:ascii="JetBrains Mono" w:hAnsi="JetBrains Mono" w:eastAsia="JetBrains Mono" w:cs="JetBrains Mono"/>
+          <w:b w:val="0"/>
+          <w:bCs w:val="0"/>
+          <w:highlight w:val="none"/>
+          <w:lang w:val="ru-RU"/>
+        </w:rPr>
+        <w:t xml:space="preserve">АЭМ</w:t>
+      </w:r>
+      <w:r>
+        <w:rPr>
+          <w:rFonts w:ascii="JetBrains Mono" w:hAnsi="JetBrains Mono" w:eastAsia="JetBrains Mono" w:cs="JetBrains Mono"/>
+          <w:b w:val="0"/>
+          <w:bCs w:val="0"/>
+          <w:highlight w:val="none"/>
+          <w:lang w:val="en-US"/>
+        </w:rPr>
+        <w:t xml:space="preserve">+*</w:t>
       </w:r>
       <w:r>
         <w:rPr>
@@ -2290,12 +2429,30 @@
       </w:r>
       <w:r>
         <w:rPr>
-          <w:rFonts w:ascii="JetBrains Mono" w:hAnsi="JetBrains Mono" w:cs="JetBrains Mono"/>
+          <w:rFonts w:ascii="JetBrains Mono" w:hAnsi="JetBrains Mono" w:eastAsia="JetBrains Mono" w:cs="JetBrains Mono"/>
           <w:b w:val="0"/>
           <w:bCs w:val="0"/>
           <w:highlight w:val="none"/>
+          <w:lang w:val="ru-RU"/>
         </w:rPr>
       </w:r>
+    </w:p>
+    <w:p>
+      <w:pPr>
+        <w:pStyle w:val="902"/>
+        <w:pBdr/>
+        <w:bidi w:val="false"/>
+        <w:spacing/>
+        <w:ind/>
+        <w:jc w:val="both"/>
+        <w:rPr>
+          <w:rFonts w:ascii="JetBrains Mono" w:hAnsi="JetBrains Mono" w:eastAsia="JetBrains Mono" w:cs="JetBrains Mono"/>
+          <w:b w:val="0"/>
+          <w:bCs w:val="0"/>
+          <w:highlight w:val="none"/>
+          <w:lang w:val="ru-RU"/>
+        </w:rPr>
+      </w:pPr>
       <w:r>
         <w:rPr>
           <w:rFonts w:ascii="JetBrains Mono" w:hAnsi="JetBrains Mono" w:eastAsia="JetBrains Mono" w:cs="JetBrains Mono"/>
@@ -2323,6 +2480,73 @@
           <w:lang w:val="ru-RU"/>
         </w:rPr>
       </w:r>
+    </w:p>
+    <w:p>
+      <w:pPr>
+        <w:pStyle w:val="902"/>
+        <w:pBdr/>
+        <w:bidi w:val="false"/>
+        <w:spacing/>
+        <w:ind/>
+        <w:jc w:val="both"/>
+        <w:rPr>
+          <w:rFonts w:ascii="JetBrains Mono" w:hAnsi="JetBrains Mono" w:eastAsia="JetBrains Mono" w:cs="JetBrains Mono"/>
+          <w:b w:val="0"/>
+          <w:bCs w:val="0"/>
+          <w:highlight w:val="none"/>
+          <w:lang w:val="ru-RU"/>
+        </w:rPr>
+      </w:pPr>
+      <w:r>
+        <w:rPr>
+          <w:rFonts w:ascii="JetBrains Mono" w:hAnsi="JetBrains Mono" w:eastAsia="JetBrains Mono" w:cs="JetBrains Mono"/>
+          <w:b w:val="0"/>
+          <w:bCs w:val="0"/>
+          <w:highlight w:val="none"/>
+          <w:lang w:val="en-US"/>
+        </w:rPr>
+        <w:t xml:space="preserve">f</w:t>
+      </w:r>
+      <w:r>
+        <w:rPr>
+          <w:rFonts w:ascii="JetBrains Mono" w:hAnsi="JetBrains Mono" w:eastAsia="JetBrains Mono" w:cs="JetBrains Mono"/>
+          <w:b w:val="0"/>
+          <w:bCs w:val="0"/>
+          <w:highlight w:val="none"/>
+          <w:lang w:val="ru-RU" w:bidi="ru-RU"/>
+        </w:rPr>
+        <w:t xml:space="preserve">(</w:t>
+      </w:r>
+      <w:r>
+        <w:rPr>
+          <w:rFonts w:ascii="JetBrains Mono" w:hAnsi="JetBrains Mono" w:eastAsia="JetBrains Mono" w:cs="JetBrains Mono"/>
+          <w:b w:val="0"/>
+          <w:bCs w:val="0"/>
+          <w:highlight w:val="none"/>
+          <w:lang w:val="en-US"/>
+        </w:rPr>
+        <w:t xml:space="preserve">x,y,z</w:t>
+      </w:r>
+      <w:r>
+        <w:rPr>
+          <w:rFonts w:ascii="JetBrains Mono" w:hAnsi="JetBrains Mono" w:eastAsia="JetBrains Mono" w:cs="JetBrains Mono"/>
+          <w:b w:val="0"/>
+          <w:bCs w:val="0"/>
+          <w:highlight w:val="none"/>
+          <w:lang w:val="ru-RU" w:bidi="ru-RU"/>
+        </w:rPr>
+        <w:t xml:space="preserve">)</w:t>
+      </w:r>
+      <w:r>
+        <w:rPr>
+          <w:rFonts w:ascii="JetBrains Mono" w:hAnsi="JetBrains Mono" w:eastAsia="JetBrains Mono" w:cs="JetBrains Mono"/>
+          <w:b w:val="0"/>
+          <w:bCs w:val="0"/>
+          <w:highlight w:val="none"/>
+          <w:lang w:val="en-US"/>
+        </w:rPr>
+        <w:t xml:space="preserve"> == fxyz4</w:t>
+      </w:r>
       <w:r>
         <w:rPr>
           <w:rFonts w:ascii="JetBrains Mono" w:hAnsi="JetBrains Mono" w:eastAsia="JetBrains Mono" w:cs="JetBrains Mono"/>
@@ -2330,6 +2554,956 @@
           <w:bCs w:val="0"/>
           <w:highlight w:val="none"/>
           <w:lang w:val="ru-RU"/>
+        </w:rPr>
+        <w:t xml:space="preserve">Ф</w:t>
+      </w:r>
+      <w:r>
+        <w:rPr>
+          <w:rFonts w:ascii="JetBrains Mono" w:hAnsi="JetBrains Mono" w:eastAsia="JetBrains Mono" w:cs="JetBrains Mono"/>
+          <w:b w:val="0"/>
+          <w:bCs w:val="0"/>
+          <w:highlight w:val="none"/>
+          <w:lang w:val="ru-RU"/>
+        </w:rPr>
+      </w:r>
+    </w:p>
+    <w:p>
+      <w:pPr>
+        <w:pStyle w:val="902"/>
+        <w:pBdr/>
+        <w:bidi w:val="false"/>
+        <w:spacing/>
+        <w:ind/>
+        <w:jc w:val="both"/>
+        <w:rPr>
+          <w:rFonts w:ascii="JetBrains Mono" w:hAnsi="JetBrains Mono" w:eastAsia="JetBrains Mono" w:cs="JetBrains Mono"/>
+          <w:b w:val="0"/>
+          <w:bCs w:val="0"/>
+          <w:highlight w:val="none"/>
+          <w:lang w:val="ru-RU"/>
+        </w:rPr>
+      </w:pPr>
+      <w:r>
+        <w:rPr>
+          <w:rFonts w:ascii="JetBrains Mono" w:hAnsi="JetBrains Mono" w:eastAsia="JetBrains Mono" w:cs="JetBrains Mono"/>
+          <w:b w:val="0"/>
+          <w:bCs w:val="0"/>
+          <w:highlight w:val="none"/>
+          <w:lang w:val="ru-RU"/>
+        </w:rPr>
+      </w:r>
+      <w:r>
+        <w:rPr>
+          <w:rFonts w:ascii="JetBrains Mono" w:hAnsi="JetBrains Mono" w:eastAsia="JetBrains Mono" w:cs="JetBrains Mono"/>
+          <w:b w:val="0"/>
+          <w:bCs w:val="0"/>
+          <w:highlight w:val="none"/>
+          <w:lang w:val="ru-RU"/>
+        </w:rPr>
+      </w:r>
+      <w:r>
+        <w:rPr>
+          <w:rFonts w:ascii="JetBrains Mono" w:hAnsi="JetBrains Mono" w:eastAsia="JetBrains Mono" w:cs="JetBrains Mono"/>
+          <w:b w:val="0"/>
+          <w:bCs w:val="0"/>
+          <w:highlight w:val="none"/>
+          <w:lang w:val="ru-RU"/>
+        </w:rPr>
+      </w:r>
+    </w:p>
+    <w:p>
+      <w:pPr>
+        <w:pStyle w:val="902"/>
+        <w:pBdr/>
+        <w:bidi w:val="false"/>
+        <w:spacing/>
+        <w:ind/>
+        <w:jc w:val="both"/>
+        <w:rPr>
+          <w:rFonts w:ascii="JetBrains Mono" w:hAnsi="JetBrains Mono" w:eastAsia="JetBrains Mono" w:cs="JetBrains Mono"/>
+          <w:b w:val="0"/>
+          <w:bCs w:val="0"/>
+          <w:highlight w:val="none"/>
+          <w:lang w:val="en-US"/>
+        </w:rPr>
+      </w:pPr>
+      <w:r>
+        <w:rPr>
+          <w:rFonts w:ascii="JetBrains Mono" w:hAnsi="JetBrains Mono" w:eastAsia="JetBrains Mono" w:cs="JetBrains Mono"/>
+          <w:b w:val="0"/>
+          <w:bCs w:val="0"/>
+          <w:highlight w:val="none"/>
+          <w:lang w:val="en-US"/>
+        </w:rPr>
+        <w:t xml:space="preserve">a+f(x+1,y-1)*b == afx1+y1-</w:t>
+      </w:r>
+      <w:r>
+        <w:rPr>
+          <w:rFonts w:ascii="JetBrains Mono" w:hAnsi="JetBrains Mono" w:eastAsia="JetBrains Mono" w:cs="JetBrains Mono"/>
+          <w:b w:val="0"/>
+          <w:bCs w:val="0"/>
+          <w:highlight w:val="none"/>
+          <w:lang w:val="ru-RU"/>
+        </w:rPr>
+        <w:t xml:space="preserve">3Ф</w:t>
+      </w:r>
+      <w:r>
+        <w:rPr>
+          <w:rFonts w:ascii="JetBrains Mono" w:hAnsi="JetBrains Mono" w:eastAsia="JetBrains Mono" w:cs="JetBrains Mono"/>
+          <w:b w:val="0"/>
+          <w:bCs w:val="0"/>
+          <w:highlight w:val="none"/>
+          <w:lang w:val="en-US"/>
+        </w:rPr>
+        <w:t xml:space="preserve">b*+</w:t>
+      </w:r>
+      <w:r>
+        <w:rPr>
+          <w:rFonts w:ascii="JetBrains Mono" w:hAnsi="JetBrains Mono" w:eastAsia="JetBrains Mono" w:cs="JetBrains Mono"/>
+          <w:b w:val="0"/>
+          <w:bCs w:val="0"/>
+          <w:highlight w:val="none"/>
+          <w:lang w:val="en-US"/>
+        </w:rPr>
+      </w:r>
+    </w:p>
+    <w:p>
+      <w:pPr>
+        <w:pStyle w:val="902"/>
+        <w:pBdr/>
+        <w:bidi w:val="false"/>
+        <w:spacing/>
+        <w:ind/>
+        <w:jc w:val="both"/>
+        <w:rPr>
+          <w:rFonts w:ascii="JetBrains Mono" w:hAnsi="JetBrains Mono" w:eastAsia="JetBrains Mono" w:cs="JetBrains Mono"/>
+          <w:b w:val="0"/>
+          <w:bCs w:val="0"/>
+          <w:highlight w:val="none"/>
+          <w:lang w:val="en-US"/>
+        </w:rPr>
+      </w:pPr>
+      <w:r>
+        <w:rPr>
+          <w:rFonts w:ascii="JetBrains Mono" w:hAnsi="JetBrains Mono" w:eastAsia="JetBrains Mono" w:cs="JetBrains Mono"/>
+          <w:b w:val="0"/>
+          <w:bCs w:val="0"/>
+          <w:highlight w:val="none"/>
+          <w:lang w:val="en-US"/>
+        </w:rPr>
+      </w:r>
+      <w:r>
+        <w:rPr>
+          <w:rFonts w:ascii="JetBrains Mono" w:hAnsi="JetBrains Mono" w:eastAsia="JetBrains Mono" w:cs="JetBrains Mono"/>
+          <w:b w:val="0"/>
+          <w:bCs w:val="0"/>
+          <w:highlight w:val="none"/>
+          <w:lang w:val="en-US"/>
+        </w:rPr>
+      </w:r>
+      <w:r>
+        <w:rPr>
+          <w:rFonts w:ascii="JetBrains Mono" w:hAnsi="JetBrains Mono" w:eastAsia="JetBrains Mono" w:cs="JetBrains Mono"/>
+          <w:b w:val="0"/>
+          <w:bCs w:val="0"/>
+          <w:highlight w:val="none"/>
+          <w:lang w:val="en-US"/>
+        </w:rPr>
+      </w:r>
+    </w:p>
+    <w:p>
+      <w:pPr>
+        <w:pStyle w:val="902"/>
+        <w:pBdr/>
+        <w:bidi w:val="false"/>
+        <w:spacing/>
+        <w:ind/>
+        <w:jc w:val="both"/>
+        <w:rPr>
+          <w:rFonts w:ascii="JetBrains Mono" w:hAnsi="JetBrains Mono" w:eastAsia="JetBrains Mono" w:cs="JetBrains Mono"/>
+          <w:b w:val="0"/>
+          <w:bCs w:val="0"/>
+          <w:highlight w:val="none"/>
+          <w:lang w:val="en-US" w:bidi="en-US"/>
+        </w:rPr>
+      </w:pPr>
+      <w:r>
+        <w:rPr>
+          <w:rFonts w:ascii="JetBrains Mono" w:hAnsi="JetBrains Mono" w:eastAsia="JetBrains Mono" w:cs="JetBrains Mono"/>
+          <w:b w:val="0"/>
+          <w:bCs w:val="0"/>
+          <w:highlight w:val="none"/>
+          <w:lang w:val="en-US" w:bidi="en-US"/>
+        </w:rPr>
+        <w:t xml:space="preserve">a+f(b[i+1],c(1)) == afbi1+2</w:t>
+      </w:r>
+      <w:r>
+        <w:rPr>
+          <w:rFonts w:ascii="JetBrains Mono" w:hAnsi="JetBrains Mono" w:eastAsia="JetBrains Mono" w:cs="JetBrains Mono"/>
+          <w:b w:val="0"/>
+          <w:bCs w:val="0"/>
+          <w:highlight w:val="none"/>
+          <w:lang w:val="ru-RU"/>
+        </w:rPr>
+        <w:t xml:space="preserve">АЭМ</w:t>
+      </w:r>
+      <w:r>
+        <w:rPr>
+          <w:rFonts w:ascii="JetBrains Mono" w:hAnsi="JetBrains Mono" w:eastAsia="JetBrains Mono" w:cs="JetBrains Mono"/>
+          <w:b w:val="0"/>
+          <w:bCs w:val="0"/>
+          <w:highlight w:val="none"/>
+          <w:lang w:val="en-US" w:bidi="en-US"/>
+        </w:rPr>
+        <w:t xml:space="preserve">c12</w:t>
+      </w:r>
+      <w:r>
+        <w:rPr>
+          <w:rFonts w:ascii="JetBrains Mono" w:hAnsi="JetBrains Mono" w:eastAsia="JetBrains Mono" w:cs="JetBrains Mono"/>
+          <w:b w:val="0"/>
+          <w:bCs w:val="0"/>
+          <w:highlight w:val="none"/>
+          <w:lang w:val="ru-RU"/>
+        </w:rPr>
+        <w:t xml:space="preserve">Ф</w:t>
+      </w:r>
+      <w:r>
+        <w:rPr>
+          <w:rFonts w:ascii="JetBrains Mono" w:hAnsi="JetBrains Mono" w:eastAsia="JetBrains Mono" w:cs="JetBrains Mono"/>
+          <w:b w:val="0"/>
+          <w:bCs w:val="0"/>
+          <w:highlight w:val="none"/>
+          <w:lang w:val="en-US" w:bidi="en-US"/>
+        </w:rPr>
+        <w:t xml:space="preserve">3</w:t>
+      </w:r>
+      <w:r>
+        <w:rPr>
+          <w:rFonts w:ascii="JetBrains Mono" w:hAnsi="JetBrains Mono" w:eastAsia="JetBrains Mono" w:cs="JetBrains Mono"/>
+          <w:b w:val="0"/>
+          <w:bCs w:val="0"/>
+          <w:highlight w:val="none"/>
+          <w:lang w:val="ru-RU"/>
+        </w:rPr>
+        <w:t xml:space="preserve">Ф</w:t>
+      </w:r>
+      <w:r>
+        <w:rPr>
+          <w:rFonts w:ascii="JetBrains Mono" w:hAnsi="JetBrains Mono" w:eastAsia="JetBrains Mono" w:cs="JetBrains Mono"/>
+          <w:b w:val="0"/>
+          <w:bCs w:val="0"/>
+          <w:highlight w:val="none"/>
+          <w:lang w:val="en-US" w:bidi="en-US"/>
+        </w:rPr>
+        <w:t xml:space="preserve">+</w:t>
+      </w:r>
+      <w:r>
+        <w:rPr>
+          <w:rFonts w:ascii="JetBrains Mono" w:hAnsi="JetBrains Mono" w:eastAsia="JetBrains Mono" w:cs="JetBrains Mono"/>
+          <w:b w:val="0"/>
+          <w:bCs w:val="0"/>
+          <w:highlight w:val="none"/>
+          <w:lang w:val="en-US"/>
+        </w:rPr>
+      </w:r>
+    </w:p>
+    <w:p>
+      <w:pPr>
+        <w:pStyle w:val="902"/>
+        <w:pBdr/>
+        <w:bidi w:val="false"/>
+        <w:spacing/>
+        <w:ind/>
+        <w:jc w:val="both"/>
+        <w:rPr>
+          <w:rFonts w:ascii="JetBrains Mono" w:hAnsi="JetBrains Mono" w:eastAsia="JetBrains Mono" w:cs="JetBrains Mono"/>
+          <w:b w:val="0"/>
+          <w:bCs w:val="0"/>
+          <w:highlight w:val="none"/>
+          <w:lang w:val="en-US"/>
+        </w:rPr>
+      </w:pPr>
+      <w:r>
+        <w:rPr>
+          <w:rFonts w:ascii="JetBrains Mono" w:hAnsi="JetBrains Mono" w:eastAsia="JetBrains Mono" w:cs="JetBrains Mono"/>
+          <w:b w:val="0"/>
+          <w:bCs w:val="0"/>
+          <w:highlight w:val="none"/>
+          <w:lang w:val="en-US"/>
+        </w:rPr>
+      </w:r>
+      <w:r>
+        <w:rPr>
+          <w:rFonts w:ascii="JetBrains Mono" w:hAnsi="JetBrains Mono" w:eastAsia="JetBrains Mono" w:cs="JetBrains Mono"/>
+          <w:b w:val="0"/>
+          <w:bCs w:val="0"/>
+          <w:highlight w:val="none"/>
+          <w:lang w:val="en-US"/>
+        </w:rPr>
+      </w:r>
+      <w:r>
+        <w:rPr>
+          <w:rFonts w:ascii="JetBrains Mono" w:hAnsi="JetBrains Mono" w:eastAsia="JetBrains Mono" w:cs="JetBrains Mono"/>
+          <w:b w:val="0"/>
+          <w:bCs w:val="0"/>
+          <w:highlight w:val="none"/>
+          <w:lang w:val="en-US"/>
+        </w:rPr>
+      </w:r>
+    </w:p>
+    <w:p>
+      <w:pPr>
+        <w:pStyle w:val="902"/>
+        <w:pBdr/>
+        <w:bidi w:val="false"/>
+        <w:spacing/>
+        <w:ind/>
+        <w:jc w:val="both"/>
+        <w:rPr>
+          <w:rFonts w:ascii="JetBrains Mono" w:hAnsi="JetBrains Mono" w:eastAsia="JetBrains Mono" w:cs="JetBrains Mono"/>
+          <w:b w:val="0"/>
+          <w:bCs w:val="0"/>
+          <w:highlight w:val="none"/>
+          <w:lang w:val="en-US" w:bidi="en-US"/>
+        </w:rPr>
+      </w:pPr>
+      <w:r>
+        <w:rPr>
+          <w:rFonts w:ascii="JetBrains Mono" w:hAnsi="JetBrains Mono" w:eastAsia="JetBrains Mono" w:cs="JetBrains Mono"/>
+          <w:b w:val="0"/>
+          <w:bCs w:val="0"/>
+          <w:highlight w:val="none"/>
+          <w:lang w:val="en-US" w:bidi="en-US"/>
+        </w:rPr>
+        <w:t xml:space="preserve">&lt;</w:t>
+      </w:r>
+      <w:r>
+        <w:rPr>
+          <w:rFonts w:ascii="JetBrains Mono" w:hAnsi="JetBrains Mono" w:eastAsia="JetBrains Mono" w:cs="JetBrains Mono"/>
+          <w:b w:val="0"/>
+          <w:bCs w:val="0"/>
+          <w:highlight w:val="none"/>
+          <w:lang w:val="ru-RU"/>
+        </w:rPr>
+        <w:t xml:space="preserve">переменная</w:t>
+      </w:r>
+      <w:r>
+        <w:rPr>
+          <w:rFonts w:ascii="JetBrains Mono" w:hAnsi="JetBrains Mono" w:eastAsia="JetBrains Mono" w:cs="JetBrains Mono"/>
+          <w:b w:val="0"/>
+          <w:bCs w:val="0"/>
+          <w:highlight w:val="none"/>
+          <w:lang w:val="en-US" w:bidi="en-US"/>
+        </w:rPr>
+        <w:t xml:space="preserve">&gt;:=&lt;</w:t>
+      </w:r>
+      <w:r>
+        <w:rPr>
+          <w:rFonts w:ascii="JetBrains Mono" w:hAnsi="JetBrains Mono" w:eastAsia="JetBrains Mono" w:cs="JetBrains Mono"/>
+          <w:b w:val="0"/>
+          <w:bCs w:val="0"/>
+          <w:highlight w:val="none"/>
+          <w:lang w:val="ru-RU"/>
+        </w:rPr>
+        <w:t xml:space="preserve">выражение</w:t>
+      </w:r>
+      <w:r>
+        <w:rPr>
+          <w:rFonts w:ascii="JetBrains Mono" w:hAnsi="JetBrains Mono" w:eastAsia="JetBrains Mono" w:cs="JetBrains Mono"/>
+          <w:b w:val="0"/>
+          <w:bCs w:val="0"/>
+          <w:highlight w:val="none"/>
+          <w:lang w:val="en-US" w:bidi="en-US"/>
+        </w:rPr>
+        <w:t xml:space="preserve">&gt; == &lt;</w:t>
+      </w:r>
+      <w:r>
+        <w:rPr>
+          <w:rFonts w:ascii="JetBrains Mono" w:hAnsi="JetBrains Mono" w:eastAsia="JetBrains Mono" w:cs="JetBrains Mono"/>
+          <w:b w:val="0"/>
+          <w:bCs w:val="0"/>
+          <w:highlight w:val="none"/>
+          <w:lang w:val="ru-RU"/>
+        </w:rPr>
+        <w:t xml:space="preserve">переменная</w:t>
+      </w:r>
+      <w:r>
+        <w:rPr>
+          <w:rFonts w:ascii="JetBrains Mono" w:hAnsi="JetBrains Mono" w:eastAsia="JetBrains Mono" w:cs="JetBrains Mono"/>
+          <w:b w:val="0"/>
+          <w:bCs w:val="0"/>
+          <w:highlight w:val="none"/>
+          <w:lang w:val="en-US" w:bidi="en-US"/>
+        </w:rPr>
+        <w:t xml:space="preserve">&gt;&lt;</w:t>
+      </w:r>
+      <w:r>
+        <w:rPr>
+          <w:rFonts w:ascii="JetBrains Mono" w:hAnsi="JetBrains Mono" w:eastAsia="JetBrains Mono" w:cs="JetBrains Mono"/>
+          <w:b w:val="0"/>
+          <w:bCs w:val="0"/>
+          <w:highlight w:val="none"/>
+          <w:lang w:val="ru-RU"/>
+        </w:rPr>
+        <w:t xml:space="preserve">выражение</w:t>
+      </w:r>
+      <w:r>
+        <w:rPr>
+          <w:rFonts w:ascii="JetBrains Mono" w:hAnsi="JetBrains Mono" w:eastAsia="JetBrains Mono" w:cs="JetBrains Mono"/>
+          <w:b w:val="0"/>
+          <w:bCs w:val="0"/>
+          <w:highlight w:val="none"/>
+          <w:lang w:val="en-US" w:bidi="en-US"/>
+        </w:rPr>
+        <w:t xml:space="preserve">&gt;:=</w:t>
+      </w:r>
+      <w:r>
+        <w:rPr>
+          <w:rFonts w:ascii="JetBrains Mono" w:hAnsi="JetBrains Mono" w:eastAsia="JetBrains Mono" w:cs="JetBrains Mono"/>
+          <w:b w:val="0"/>
+          <w:bCs w:val="0"/>
+          <w:highlight w:val="none"/>
+          <w:lang w:val="en-US"/>
+        </w:rPr>
+      </w:r>
+    </w:p>
+    <w:p>
+      <w:pPr>
+        <w:pStyle w:val="902"/>
+        <w:pBdr/>
+        <w:bidi w:val="false"/>
+        <w:spacing/>
+        <w:ind/>
+        <w:jc w:val="both"/>
+        <w:rPr>
+          <w:rFonts w:ascii="JetBrains Mono" w:hAnsi="JetBrains Mono" w:eastAsia="JetBrains Mono" w:cs="JetBrains Mono"/>
+          <w:b w:val="0"/>
+          <w:bCs w:val="0"/>
+          <w:highlight w:val="none"/>
+          <w:lang w:val="en-US"/>
+        </w:rPr>
+      </w:pPr>
+      <w:r>
+        <w:rPr>
+          <w:rFonts w:ascii="JetBrains Mono" w:hAnsi="JetBrains Mono" w:eastAsia="JetBrains Mono" w:cs="JetBrains Mono"/>
+          <w:b w:val="0"/>
+          <w:bCs w:val="0"/>
+          <w:highlight w:val="none"/>
+          <w:lang w:val="en-US"/>
+        </w:rPr>
+      </w:r>
+      <w:r>
+        <w:rPr>
+          <w:rFonts w:ascii="JetBrains Mono" w:hAnsi="JetBrains Mono" w:eastAsia="JetBrains Mono" w:cs="JetBrains Mono"/>
+          <w:b w:val="0"/>
+          <w:bCs w:val="0"/>
+          <w:highlight w:val="none"/>
+          <w:lang w:val="en-US"/>
+        </w:rPr>
+      </w:r>
+      <w:r>
+        <w:rPr>
+          <w:rFonts w:ascii="JetBrains Mono" w:hAnsi="JetBrains Mono" w:eastAsia="JetBrains Mono" w:cs="JetBrains Mono"/>
+          <w:b w:val="0"/>
+          <w:bCs w:val="0"/>
+          <w:highlight w:val="none"/>
+          <w:lang w:val="en-US"/>
+        </w:rPr>
+      </w:r>
+    </w:p>
+    <w:p>
+      <w:pPr>
+        <w:pStyle w:val="902"/>
+        <w:pBdr/>
+        <w:bidi w:val="false"/>
+        <w:spacing/>
+        <w:ind/>
+        <w:jc w:val="both"/>
+        <w:rPr>
+          <w:rFonts w:ascii="JetBrains Mono" w:hAnsi="JetBrains Mono" w:eastAsia="JetBrains Mono" w:cs="JetBrains Mono"/>
+          <w:b w:val="0"/>
+          <w:bCs w:val="0"/>
+          <w:highlight w:val="none"/>
+          <w:lang w:val="en-US" w:bidi="en-US"/>
+        </w:rPr>
+      </w:pPr>
+      <w:r>
+        <w:rPr>
+          <w:rFonts w:ascii="JetBrains Mono" w:hAnsi="JetBrains Mono" w:eastAsia="JetBrains Mono" w:cs="JetBrains Mono"/>
+          <w:b w:val="0"/>
+          <w:bCs w:val="0"/>
+          <w:highlight w:val="none"/>
+          <w:lang w:val="en-US" w:bidi="en-US"/>
+        </w:rPr>
+      </w:r>
+      <w:r>
+        <w:rPr>
+          <w:rFonts w:ascii="JetBrains Mono" w:hAnsi="JetBrains Mono" w:eastAsia="JetBrains Mono" w:cs="JetBrains Mono"/>
+          <w:b w:val="0"/>
+          <w:bCs w:val="0"/>
+          <w:highlight w:val="none"/>
+          <w:lang w:val="en-US" w:bidi="en-US"/>
+        </w:rPr>
+        <w:t xml:space="preserve">if &lt;A&gt; then &lt;B&gt; else &lt;C&gt; == &lt;A&gt; </w:t>
+      </w:r>
+      <w:r>
+        <w:rPr>
+          <w:rFonts w:ascii="JetBrains Mono" w:hAnsi="JetBrains Mono" w:eastAsia="JetBrains Mono" w:cs="JetBrains Mono"/>
+          <w:b w:val="0"/>
+          <w:bCs w:val="0"/>
+          <w:highlight w:val="none"/>
+          <w:lang w:val="ru-RU"/>
+        </w:rPr>
+        <w:t xml:space="preserve">М</w:t>
+      </w:r>
+      <w:r>
+        <w:rPr>
+          <w:rFonts w:ascii="JetBrains Mono" w:hAnsi="JetBrains Mono" w:eastAsia="JetBrains Mono" w:cs="JetBrains Mono"/>
+          <w:b w:val="0"/>
+          <w:bCs w:val="0"/>
+          <w:highlight w:val="none"/>
+          <w:lang w:val="en-US" w:bidi="en-US"/>
+        </w:rPr>
+        <w:t xml:space="preserve">1 </w:t>
+      </w:r>
+      <w:r>
+        <w:rPr>
+          <w:rFonts w:ascii="JetBrains Mono" w:hAnsi="JetBrains Mono" w:eastAsia="JetBrains Mono" w:cs="JetBrains Mono"/>
+          <w:b w:val="0"/>
+          <w:bCs w:val="0"/>
+          <w:highlight w:val="none"/>
+          <w:lang w:val="ru-RU"/>
+        </w:rPr>
+        <w:t xml:space="preserve">УПЛ</w:t>
+      </w:r>
+      <w:r>
+        <w:rPr>
+          <w:rFonts w:ascii="JetBrains Mono" w:hAnsi="JetBrains Mono" w:eastAsia="JetBrains Mono" w:cs="JetBrains Mono"/>
+          <w:b w:val="0"/>
+          <w:bCs w:val="0"/>
+          <w:highlight w:val="none"/>
+          <w:lang w:val="en-US" w:bidi="en-US"/>
+        </w:rPr>
+        <w:t xml:space="preserve"> &lt;B&gt; </w:t>
+      </w:r>
+      <w:r>
+        <w:rPr>
+          <w:rFonts w:ascii="JetBrains Mono" w:hAnsi="JetBrains Mono" w:eastAsia="JetBrains Mono" w:cs="JetBrains Mono"/>
+          <w:b w:val="0"/>
+          <w:bCs w:val="0"/>
+          <w:highlight w:val="none"/>
+          <w:lang w:val="ru-RU"/>
+        </w:rPr>
+        <w:t xml:space="preserve">М</w:t>
+      </w:r>
+      <w:r>
+        <w:rPr>
+          <w:rFonts w:ascii="JetBrains Mono" w:hAnsi="JetBrains Mono" w:eastAsia="JetBrains Mono" w:cs="JetBrains Mono"/>
+          <w:b w:val="0"/>
+          <w:bCs w:val="0"/>
+          <w:highlight w:val="none"/>
+          <w:lang w:val="en-US" w:bidi="en-US"/>
+        </w:rPr>
+        <w:t xml:space="preserve">2 </w:t>
+      </w:r>
+      <w:r>
+        <w:rPr>
+          <w:rFonts w:ascii="JetBrains Mono" w:hAnsi="JetBrains Mono" w:eastAsia="JetBrains Mono" w:cs="JetBrains Mono"/>
+          <w:b w:val="0"/>
+          <w:bCs w:val="0"/>
+          <w:highlight w:val="none"/>
+          <w:lang w:val="ru-RU"/>
+        </w:rPr>
+        <w:t xml:space="preserve">БП</w:t>
+      </w:r>
+      <w:r>
+        <w:rPr>
+          <w:rFonts w:ascii="JetBrains Mono" w:hAnsi="JetBrains Mono" w:eastAsia="JetBrains Mono" w:cs="JetBrains Mono"/>
+          <w:b w:val="0"/>
+          <w:bCs w:val="0"/>
+          <w:highlight w:val="none"/>
+          <w:lang w:val="en-US" w:bidi="en-US"/>
+        </w:rPr>
+        <w:t xml:space="preserve"> </w:t>
+      </w:r>
+      <w:r>
+        <w:rPr>
+          <w:rFonts w:ascii="JetBrains Mono" w:hAnsi="JetBrains Mono" w:eastAsia="JetBrains Mono" w:cs="JetBrains Mono"/>
+          <w:b w:val="0"/>
+          <w:bCs w:val="0"/>
+          <w:highlight w:val="none"/>
+          <w:lang w:val="ru-RU"/>
+        </w:rPr>
+        <w:t xml:space="preserve">М</w:t>
+      </w:r>
+      <w:r>
+        <w:rPr>
+          <w:rFonts w:ascii="JetBrains Mono" w:hAnsi="JetBrains Mono" w:eastAsia="JetBrains Mono" w:cs="JetBrains Mono"/>
+          <w:b w:val="0"/>
+          <w:bCs w:val="0"/>
+          <w:highlight w:val="none"/>
+          <w:lang w:val="en-US" w:bidi="en-US"/>
+        </w:rPr>
+        <w:t xml:space="preserve">1: &lt;C&gt; </w:t>
+      </w:r>
+      <w:r>
+        <w:rPr>
+          <w:rFonts w:ascii="JetBrains Mono" w:hAnsi="JetBrains Mono" w:eastAsia="JetBrains Mono" w:cs="JetBrains Mono"/>
+          <w:b w:val="0"/>
+          <w:bCs w:val="0"/>
+          <w:highlight w:val="none"/>
+          <w:lang w:val="ru-RU"/>
+        </w:rPr>
+        <w:t xml:space="preserve">М</w:t>
+      </w:r>
+      <w:r>
+        <w:rPr>
+          <w:rFonts w:ascii="JetBrains Mono" w:hAnsi="JetBrains Mono" w:eastAsia="JetBrains Mono" w:cs="JetBrains Mono"/>
+          <w:b w:val="0"/>
+          <w:bCs w:val="0"/>
+          <w:highlight w:val="none"/>
+          <w:lang w:val="en-US" w:bidi="en-US"/>
+        </w:rPr>
+        <w:t xml:space="preserve">2:</w:t>
+      </w:r>
+      <w:r>
+        <w:rPr>
+          <w:rFonts w:ascii="JetBrains Mono" w:hAnsi="JetBrains Mono" w:eastAsia="JetBrains Mono" w:cs="JetBrains Mono"/>
+          <w:b w:val="0"/>
+          <w:bCs w:val="0"/>
+          <w:highlight w:val="none"/>
+          <w:lang w:val="en-US"/>
+        </w:rPr>
+      </w:r>
+    </w:p>
+    <w:p>
+      <w:pPr>
+        <w:pStyle w:val="902"/>
+        <w:pBdr/>
+        <w:bidi w:val="false"/>
+        <w:spacing/>
+        <w:ind/>
+        <w:jc w:val="both"/>
+        <w:rPr>
+          <w:rFonts w:ascii="JetBrains Mono" w:hAnsi="JetBrains Mono" w:eastAsia="JetBrains Mono" w:cs="JetBrains Mono"/>
+          <w:b w:val="0"/>
+          <w:bCs w:val="0"/>
+          <w:highlight w:val="none"/>
+          <w:lang w:val="en-US"/>
+        </w:rPr>
+      </w:pPr>
+      <w:r>
+        <w:rPr>
+          <w:rFonts w:ascii="JetBrains Mono" w:hAnsi="JetBrains Mono" w:eastAsia="JetBrains Mono" w:cs="JetBrains Mono"/>
+          <w:b w:val="0"/>
+          <w:bCs w:val="0"/>
+          <w:highlight w:val="none"/>
+          <w:lang w:val="en-US"/>
+        </w:rPr>
+      </w:r>
+      <w:r>
+        <w:rPr>
+          <w:rFonts w:ascii="JetBrains Mono" w:hAnsi="JetBrains Mono" w:eastAsia="JetBrains Mono" w:cs="JetBrains Mono"/>
+          <w:b w:val="0"/>
+          <w:bCs w:val="0"/>
+          <w:highlight w:val="none"/>
+          <w:lang w:val="en-US"/>
+        </w:rPr>
+      </w:r>
+      <w:r>
+        <w:rPr>
+          <w:rFonts w:ascii="JetBrains Mono" w:hAnsi="JetBrains Mono" w:eastAsia="JetBrains Mono" w:cs="JetBrains Mono"/>
+          <w:b w:val="0"/>
+          <w:bCs w:val="0"/>
+          <w:highlight w:val="none"/>
+          <w:lang w:val="en-US"/>
+        </w:rPr>
+      </w:r>
+    </w:p>
+    <w:p>
+      <w:pPr>
+        <w:pStyle w:val="902"/>
+        <w:pBdr/>
+        <w:bidi w:val="false"/>
+        <w:spacing/>
+        <w:ind/>
+        <w:jc w:val="both"/>
+        <w:rPr>
+          <w:rFonts w:ascii="JetBrains Mono" w:hAnsi="JetBrains Mono" w:eastAsia="JetBrains Mono" w:cs="JetBrains Mono"/>
+          <w:b w:val="0"/>
+          <w:bCs w:val="0"/>
+          <w:highlight w:val="none"/>
+          <w:lang w:val="ru-RU"/>
+        </w:rPr>
+      </w:pPr>
+      <w:r>
+        <w:rPr>
+          <w:rFonts w:ascii="JetBrains Mono" w:hAnsi="JetBrains Mono" w:eastAsia="JetBrains Mono" w:cs="JetBrains Mono"/>
+          <w:b w:val="0"/>
+          <w:bCs w:val="0"/>
+          <w:highlight w:val="none"/>
+          <w:lang w:val="en-US" w:bidi="en-US"/>
+        </w:rPr>
+        <w:t xml:space="preserve">if &lt;A&gt; then &lt;B&gt; == &lt;A&gt; </w:t>
+      </w:r>
+      <w:r>
+        <w:rPr>
+          <w:rFonts w:ascii="JetBrains Mono" w:hAnsi="JetBrains Mono" w:eastAsia="JetBrains Mono" w:cs="JetBrains Mono"/>
+          <w:b w:val="0"/>
+          <w:bCs w:val="0"/>
+          <w:highlight w:val="none"/>
+          <w:lang w:val="ru-RU"/>
+        </w:rPr>
+        <w:t xml:space="preserve">М1 УПЛ </w:t>
+      </w:r>
+      <w:r>
+        <w:rPr>
+          <w:rFonts w:ascii="JetBrains Mono" w:hAnsi="JetBrains Mono" w:eastAsia="JetBrains Mono" w:cs="JetBrains Mono"/>
+          <w:b w:val="0"/>
+          <w:bCs w:val="0"/>
+          <w:highlight w:val="none"/>
+          <w:lang w:val="en-US"/>
+        </w:rPr>
+        <w:t xml:space="preserve">&lt;B&gt; </w:t>
+      </w:r>
+      <w:r>
+        <w:rPr>
+          <w:rFonts w:ascii="JetBrains Mono" w:hAnsi="JetBrains Mono" w:eastAsia="JetBrains Mono" w:cs="JetBrains Mono"/>
+          <w:b w:val="0"/>
+          <w:bCs w:val="0"/>
+          <w:highlight w:val="none"/>
+          <w:lang w:val="ru-RU"/>
+        </w:rPr>
+        <w:t xml:space="preserve">М1:</w:t>
+      </w:r>
+      <w:r>
+        <w:rPr>
+          <w:rFonts w:ascii="JetBrains Mono" w:hAnsi="JetBrains Mono" w:eastAsia="JetBrains Mono" w:cs="JetBrains Mono"/>
+          <w:b w:val="0"/>
+          <w:bCs w:val="0"/>
+          <w:highlight w:val="none"/>
+          <w:lang w:val="en-US"/>
+        </w:rPr>
+      </w:r>
+    </w:p>
+    <w:p>
+      <w:pPr>
+        <w:pStyle w:val="902"/>
+        <w:pBdr/>
+        <w:bidi w:val="false"/>
+        <w:spacing/>
+        <w:ind/>
+        <w:jc w:val="both"/>
+        <w:rPr>
+          <w:rFonts w:ascii="JetBrains Mono" w:hAnsi="JetBrains Mono" w:eastAsia="JetBrains Mono" w:cs="JetBrains Mono"/>
+          <w:b w:val="0"/>
+          <w:bCs w:val="0"/>
+          <w:highlight w:val="none"/>
+          <w:lang w:val="en-US"/>
+        </w:rPr>
+      </w:pPr>
+      <w:r>
+        <w:rPr>
+          <w:rFonts w:ascii="JetBrains Mono" w:hAnsi="JetBrains Mono" w:eastAsia="JetBrains Mono" w:cs="JetBrains Mono"/>
+          <w:b w:val="0"/>
+          <w:bCs w:val="0"/>
+          <w:highlight w:val="none"/>
+          <w:lang w:val="en-US"/>
+        </w:rPr>
+      </w:r>
+      <w:r>
+        <w:rPr>
+          <w:rFonts w:ascii="JetBrains Mono" w:hAnsi="JetBrains Mono" w:eastAsia="JetBrains Mono" w:cs="JetBrains Mono"/>
+          <w:b w:val="0"/>
+          <w:bCs w:val="0"/>
+          <w:highlight w:val="none"/>
+          <w:lang w:val="en-US"/>
+        </w:rPr>
+      </w:r>
+      <w:r>
+        <w:rPr>
+          <w:rFonts w:ascii="JetBrains Mono" w:hAnsi="JetBrains Mono" w:eastAsia="JetBrains Mono" w:cs="JetBrains Mono"/>
+          <w:b w:val="0"/>
+          <w:bCs w:val="0"/>
+          <w:highlight w:val="none"/>
+          <w:lang w:val="en-US"/>
+        </w:rPr>
+      </w:r>
+    </w:p>
+    <w:p>
+      <w:pPr>
+        <w:pStyle w:val="902"/>
+        <w:pBdr/>
+        <w:bidi w:val="false"/>
+        <w:spacing/>
+        <w:ind/>
+        <w:jc w:val="both"/>
+        <w:rPr>
+          <w:rFonts w:ascii="JetBrains Mono" w:hAnsi="JetBrains Mono" w:eastAsia="JetBrains Mono" w:cs="JetBrains Mono"/>
+          <w:b w:val="0"/>
+          <w:bCs w:val="0"/>
+          <w:highlight w:val="none"/>
+          <w:lang w:val="en-US" w:bidi="en-US"/>
+        </w:rPr>
+      </w:pPr>
+      <w:r>
+        <w:rPr>
+          <w:rFonts w:ascii="JetBrains Mono" w:hAnsi="JetBrains Mono" w:eastAsia="JetBrains Mono" w:cs="JetBrains Mono"/>
+          <w:b w:val="0"/>
+          <w:bCs w:val="0"/>
+          <w:highlight w:val="none"/>
+          <w:lang w:val="en-US" w:bidi="en-US"/>
+        </w:rPr>
+        <w:t xml:space="preserve">if(x&gt;1){x=x-1;y=y+1;}else{z=z*y;}y=y*2;</w:t>
+      </w:r>
+      <w:r>
+        <w:rPr>
+          <w:rFonts w:ascii="JetBrains Mono" w:hAnsi="JetBrains Mono" w:eastAsia="JetBrains Mono" w:cs="JetBrains Mono"/>
+          <w:b w:val="0"/>
+          <w:bCs w:val="0"/>
+          <w:highlight w:val="none"/>
+          <w:lang w:val="en-US"/>
+        </w:rPr>
+      </w:r>
+    </w:p>
+    <w:p>
+      <w:pPr>
+        <w:pStyle w:val="902"/>
+        <w:pBdr/>
+        <w:bidi w:val="false"/>
+        <w:spacing/>
+        <w:ind/>
+        <w:jc w:val="both"/>
+        <w:rPr>
+          <w:rFonts w:ascii="JetBrains Mono" w:hAnsi="JetBrains Mono" w:eastAsia="JetBrains Mono" w:cs="JetBrains Mono"/>
+          <w:b w:val="0"/>
+          <w:bCs w:val="0"/>
+          <w:highlight w:val="none"/>
+          <w:lang w:val="en-US" w:bidi="en-US"/>
+        </w:rPr>
+      </w:pPr>
+      <w:r>
+        <w:rPr>
+          <w:rFonts w:ascii="JetBrains Mono" w:hAnsi="JetBrains Mono" w:eastAsia="JetBrains Mono" w:cs="JetBrains Mono"/>
+          <w:b w:val="0"/>
+          <w:bCs w:val="0"/>
+          <w:highlight w:val="none"/>
+          <w:lang w:val="en-US" w:bidi="en-US"/>
+        </w:rPr>
+        <w:t xml:space="preserve">==</w:t>
+      </w:r>
+      <w:r>
+        <w:rPr>
+          <w:rFonts w:ascii="JetBrains Mono" w:hAnsi="JetBrains Mono" w:eastAsia="JetBrains Mono" w:cs="JetBrains Mono"/>
+          <w:b w:val="0"/>
+          <w:bCs w:val="0"/>
+          <w:highlight w:val="none"/>
+          <w:lang w:val="en-US"/>
+        </w:rPr>
+      </w:r>
+    </w:p>
+    <w:p>
+      <w:pPr>
+        <w:pStyle w:val="902"/>
+        <w:pBdr/>
+        <w:bidi w:val="false"/>
+        <w:spacing/>
+        <w:ind/>
+        <w:jc w:val="both"/>
+        <w:rPr>
+          <w:rFonts w:ascii="JetBrains Mono" w:hAnsi="JetBrains Mono" w:eastAsia="JetBrains Mono" w:cs="JetBrains Mono"/>
+          <w:b w:val="0"/>
+          <w:bCs w:val="0"/>
+          <w:highlight w:val="none"/>
+          <w:lang w:val="en-US" w:bidi="en-US"/>
+        </w:rPr>
+      </w:pPr>
+      <w:r>
+        <w:rPr>
+          <w:rFonts w:ascii="JetBrains Mono" w:hAnsi="JetBrains Mono" w:eastAsia="JetBrains Mono" w:cs="JetBrains Mono"/>
+          <w:b w:val="0"/>
+          <w:bCs w:val="0"/>
+          <w:highlight w:val="none"/>
+          <w:lang w:val="en-US" w:bidi="en-US"/>
+        </w:rPr>
+        <w:t xml:space="preserve">x1&gt; </w:t>
+      </w:r>
+      <w:r>
+        <w:rPr>
+          <w:rFonts w:ascii="JetBrains Mono" w:hAnsi="JetBrains Mono" w:eastAsia="JetBrains Mono" w:cs="JetBrains Mono"/>
+          <w:b w:val="0"/>
+          <w:bCs w:val="0"/>
+          <w:highlight w:val="none"/>
+          <w:lang w:val="ru-RU"/>
+        </w:rPr>
+        <w:t xml:space="preserve">М1 УПЛ </w:t>
+      </w:r>
+      <w:r>
+        <w:rPr>
+          <w:rFonts w:ascii="JetBrains Mono" w:hAnsi="JetBrains Mono" w:eastAsia="JetBrains Mono" w:cs="JetBrains Mono"/>
+          <w:b w:val="0"/>
+          <w:bCs w:val="0"/>
+          <w:highlight w:val="none"/>
+          <w:lang w:val="en-US"/>
+        </w:rPr>
+        <w:t xml:space="preserve">xx1-=yy1+=</w:t>
+      </w:r>
+      <w:r>
+        <w:rPr>
+          <w:rFonts w:ascii="JetBrains Mono" w:hAnsi="JetBrains Mono" w:eastAsia="JetBrains Mono" w:cs="JetBrains Mono"/>
+          <w:b w:val="0"/>
+          <w:bCs w:val="0"/>
+          <w:highlight w:val="none"/>
+          <w:lang w:val="ru-RU"/>
+        </w:rPr>
+        <w:t xml:space="preserve"> М2 БП М1: </w:t>
+      </w:r>
+      <w:r>
+        <w:rPr>
+          <w:rFonts w:ascii="JetBrains Mono" w:hAnsi="JetBrains Mono" w:eastAsia="JetBrains Mono" w:cs="JetBrains Mono"/>
+          <w:b w:val="0"/>
+          <w:bCs w:val="0"/>
+          <w:highlight w:val="none"/>
+          <w:lang w:val="en-US"/>
+        </w:rPr>
+        <w:t xml:space="preserve">zzy*=</w:t>
+      </w:r>
+      <w:r>
+        <w:rPr>
+          <w:rFonts w:ascii="JetBrains Mono" w:hAnsi="JetBrains Mono" w:eastAsia="JetBrains Mono" w:cs="JetBrains Mono"/>
+          <w:b w:val="0"/>
+          <w:bCs w:val="0"/>
+          <w:highlight w:val="none"/>
+          <w:lang w:val="ru-RU"/>
+        </w:rPr>
+        <w:t xml:space="preserve"> М2: </w:t>
+      </w:r>
+      <w:r>
+        <w:rPr>
+          <w:rFonts w:ascii="JetBrains Mono" w:hAnsi="JetBrains Mono" w:eastAsia="JetBrains Mono" w:cs="JetBrains Mono"/>
+          <w:b w:val="0"/>
+          <w:bCs w:val="0"/>
+          <w:highlight w:val="none"/>
+          <w:lang w:val="en-US"/>
+        </w:rPr>
+        <w:t xml:space="preserve">yy2*=</w:t>
+      </w:r>
+      <w:r>
+        <w:rPr>
+          <w:rFonts w:ascii="JetBrains Mono" w:hAnsi="JetBrains Mono" w:eastAsia="JetBrains Mono" w:cs="JetBrains Mono"/>
+          <w:b w:val="0"/>
+          <w:bCs w:val="0"/>
+          <w:highlight w:val="none"/>
+          <w:lang w:val="en-US" w:bidi="en-US"/>
+        </w:rPr>
+      </w:r>
+      <w:r>
+        <w:rPr>
+          <w:rFonts w:ascii="JetBrains Mono" w:hAnsi="JetBrains Mono" w:eastAsia="JetBrains Mono" w:cs="JetBrains Mono"/>
+          <w:b w:val="0"/>
+          <w:bCs w:val="0"/>
+          <w:highlight w:val="none"/>
+          <w:lang w:val="en-US" w:bidi="en-US"/>
         </w:rPr>
       </w:r>
     </w:p>

--- a/theory/Конспекты/practice_lessons.docx
+++ b/theory/Конспекты/practice_lessons.docx
@@ -1271,6 +1271,8 @@
         <w:rPr>
           <w:b/>
           <w:bCs/>
+          <w:highlight w:val="none"/>
+          <w:lang w:val="ru-RU"/>
         </w:rPr>
       </w:r>
       <w:r>
@@ -1371,6 +1373,8 @@
         <w:rPr>
           <w:b w:val="0"/>
           <w:bCs w:val="0"/>
+          <w:highlight w:val="none"/>
+          <w:lang w:val="en-US"/>
         </w:rPr>
       </w:r>
       <w:r>
@@ -1452,6 +1456,8 @@
         <w:rPr>
           <w:b w:val="0"/>
           <w:bCs w:val="0"/>
+          <w:highlight w:val="none"/>
+          <w:lang w:val="en-US"/>
         </w:rPr>
       </w:r>
       <w:r>
@@ -1582,12 +1588,6 @@
       </w:r>
       <w:r>
         <w:rPr>
-          <w:b w:val="0"/>
-          <w:bCs w:val="0"/>
-        </w:rPr>
-      </w:r>
-      <w:r>
-        <w:rPr>
           <w:rFonts w:ascii="JetBrains Mono" w:hAnsi="JetBrains Mono" w:eastAsia="JetBrains Mono" w:cs="JetBrains Mono"/>
           <w:b/>
           <w:bCs/>
@@ -1595,6 +1595,15 @@
           <w:lang w:val="en-US"/>
         </w:rPr>
       </w:r>
+      <w:r>
+        <w:rPr>
+          <w:rFonts w:ascii="JetBrains Mono" w:hAnsi="JetBrains Mono" w:eastAsia="JetBrains Mono" w:cs="JetBrains Mono"/>
+          <w:b/>
+          <w:bCs/>
+          <w:highlight w:val="none"/>
+          <w:lang w:val="en-US"/>
+        </w:rPr>
+      </w:r>
     </w:p>
     <w:p>
       <w:pPr>
@@ -1758,11 +1767,10 @@
       </w:r>
       <w:r>
         <w:rPr>
-          <w:rFonts w:ascii="JetBrains Mono" w:hAnsi="JetBrains Mono" w:eastAsia="JetBrains Mono" w:cs="JetBrains Mono"/>
-          <w:b w:val="0"/>
-          <w:bCs w:val="0"/>
-          <w:highlight w:val="none"/>
-          <w:lang w:val="en-US"/>
+          <w:b w:val="0"/>
+          <w:bCs w:val="0"/>
+          <w:highlight w:val="none"/>
+          <w:lang w:val="ru-RU"/>
         </w:rPr>
       </w:r>
       <w:r>
@@ -1850,10 +1858,11 @@
       </w:r>
       <w:r>
         <w:rPr>
-          <w:rFonts w:ascii="JetBrains Mono" w:hAnsi="JetBrains Mono" w:cs="JetBrains Mono"/>
-          <w:b w:val="0"/>
-          <w:bCs w:val="0"/>
-          <w:highlight w:val="none"/>
+          <w:rFonts w:ascii="JetBrains Mono" w:hAnsi="JetBrains Mono" w:eastAsia="JetBrains Mono" w:cs="JetBrains Mono"/>
+          <w:b w:val="0"/>
+          <w:bCs w:val="0"/>
+          <w:highlight w:val="none"/>
+          <w:lang w:val="en-US"/>
         </w:rPr>
       </w:r>
       <w:r>
@@ -1954,10 +1963,11 @@
       </w:r>
       <w:r>
         <w:rPr>
-          <w:rFonts w:ascii="JetBrains Mono" w:hAnsi="JetBrains Mono" w:cs="JetBrains Mono"/>
-          <w:b w:val="0"/>
-          <w:bCs w:val="0"/>
-          <w:highlight w:val="none"/>
+          <w:rFonts w:ascii="JetBrains Mono" w:hAnsi="JetBrains Mono" w:eastAsia="JetBrains Mono" w:cs="JetBrains Mono"/>
+          <w:b w:val="0"/>
+          <w:bCs w:val="0"/>
+          <w:highlight w:val="none"/>
+          <w:lang w:val="en-US"/>
         </w:rPr>
       </w:r>
       <w:r>
@@ -2058,10 +2068,11 @@
       </w:r>
       <w:r>
         <w:rPr>
-          <w:rFonts w:ascii="JetBrains Mono" w:hAnsi="JetBrains Mono" w:cs="JetBrains Mono"/>
-          <w:b w:val="0"/>
-          <w:bCs w:val="0"/>
-          <w:highlight w:val="none"/>
+          <w:rFonts w:ascii="JetBrains Mono" w:hAnsi="JetBrains Mono" w:eastAsia="JetBrains Mono" w:cs="JetBrains Mono"/>
+          <w:b w:val="0"/>
+          <w:bCs w:val="0"/>
+          <w:highlight w:val="none"/>
+          <w:lang w:val="en-US"/>
         </w:rPr>
       </w:r>
       <w:r>
@@ -2162,10 +2173,11 @@
       </w:r>
       <w:r>
         <w:rPr>
-          <w:rFonts w:ascii="JetBrains Mono" w:hAnsi="JetBrains Mono" w:cs="JetBrains Mono"/>
-          <w:b w:val="0"/>
-          <w:bCs w:val="0"/>
-          <w:highlight w:val="none"/>
+          <w:rFonts w:ascii="JetBrains Mono" w:hAnsi="JetBrains Mono" w:eastAsia="JetBrains Mono" w:cs="JetBrains Mono"/>
+          <w:b w:val="0"/>
+          <w:bCs w:val="0"/>
+          <w:highlight w:val="none"/>
+          <w:lang w:val="en-US"/>
         </w:rPr>
       </w:r>
       <w:r>
@@ -2296,10 +2308,11 @@
       </w:r>
       <w:r>
         <w:rPr>
-          <w:rFonts w:ascii="JetBrains Mono" w:hAnsi="JetBrains Mono" w:cs="JetBrains Mono"/>
-          <w:b w:val="0"/>
-          <w:bCs w:val="0"/>
-          <w:highlight w:val="none"/>
+          <w:rFonts w:ascii="JetBrains Mono" w:hAnsi="JetBrains Mono" w:eastAsia="JetBrains Mono" w:cs="JetBrains Mono"/>
+          <w:b w:val="0"/>
+          <w:bCs w:val="0"/>
+          <w:highlight w:val="none"/>
+          <w:lang w:val="ru-RU"/>
         </w:rPr>
       </w:r>
       <w:r>
@@ -2566,6 +2579,15 @@
           <w:lang w:val="ru-RU"/>
         </w:rPr>
       </w:r>
+      <w:r>
+        <w:rPr>
+          <w:rFonts w:ascii="JetBrains Mono" w:hAnsi="JetBrains Mono" w:eastAsia="JetBrains Mono" w:cs="JetBrains Mono"/>
+          <w:b w:val="0"/>
+          <w:bCs w:val="0"/>
+          <w:highlight w:val="none"/>
+          <w:lang w:val="ru-RU"/>
+        </w:rPr>
+      </w:r>
     </w:p>
     <w:p>
       <w:pPr>
@@ -2666,6 +2688,15 @@
           <w:lang w:val="en-US"/>
         </w:rPr>
       </w:r>
+      <w:r>
+        <w:rPr>
+          <w:rFonts w:ascii="JetBrains Mono" w:hAnsi="JetBrains Mono" w:eastAsia="JetBrains Mono" w:cs="JetBrains Mono"/>
+          <w:b w:val="0"/>
+          <w:bCs w:val="0"/>
+          <w:highlight w:val="none"/>
+          <w:lang w:val="en-US"/>
+        </w:rPr>
+      </w:r>
     </w:p>
     <w:p>
       <w:pPr>
@@ -2806,6 +2837,15 @@
           <w:lang w:val="en-US"/>
         </w:rPr>
       </w:r>
+      <w:r>
+        <w:rPr>
+          <w:rFonts w:ascii="JetBrains Mono" w:hAnsi="JetBrains Mono" w:eastAsia="JetBrains Mono" w:cs="JetBrains Mono"/>
+          <w:b w:val="0"/>
+          <w:bCs w:val="0"/>
+          <w:highlight w:val="none"/>
+          <w:lang w:val="en-US" w:bidi="en-US"/>
+        </w:rPr>
+      </w:r>
     </w:p>
     <w:p>
       <w:pPr>
@@ -2966,6 +3006,15 @@
           <w:lang w:val="en-US"/>
         </w:rPr>
       </w:r>
+      <w:r>
+        <w:rPr>
+          <w:rFonts w:ascii="JetBrains Mono" w:hAnsi="JetBrains Mono" w:eastAsia="JetBrains Mono" w:cs="JetBrains Mono"/>
+          <w:b w:val="0"/>
+          <w:bCs w:val="0"/>
+          <w:highlight w:val="none"/>
+          <w:lang w:val="en-US" w:bidi="en-US"/>
+        </w:rPr>
+      </w:r>
     </w:p>
     <w:p>
       <w:pPr>
@@ -3175,6 +3224,15 @@
           <w:lang w:val="en-US"/>
         </w:rPr>
       </w:r>
+      <w:r>
+        <w:rPr>
+          <w:rFonts w:ascii="JetBrains Mono" w:hAnsi="JetBrains Mono" w:eastAsia="JetBrains Mono" w:cs="JetBrains Mono"/>
+          <w:b w:val="0"/>
+          <w:bCs w:val="0"/>
+          <w:highlight w:val="none"/>
+          <w:lang w:val="en-US" w:bidi="en-US"/>
+        </w:rPr>
+      </w:r>
     </w:p>
     <w:p>
       <w:pPr>
@@ -3285,6 +3343,15 @@
           <w:lang w:val="en-US"/>
         </w:rPr>
       </w:r>
+      <w:r>
+        <w:rPr>
+          <w:rFonts w:ascii="JetBrains Mono" w:hAnsi="JetBrains Mono" w:eastAsia="JetBrains Mono" w:cs="JetBrains Mono"/>
+          <w:b w:val="0"/>
+          <w:bCs w:val="0"/>
+          <w:highlight w:val="none"/>
+          <w:lang w:val="ru-RU"/>
+        </w:rPr>
+      </w:r>
     </w:p>
     <w:p>
       <w:pPr>
@@ -3365,6 +3432,15 @@
           <w:lang w:val="en-US"/>
         </w:rPr>
       </w:r>
+      <w:r>
+        <w:rPr>
+          <w:rFonts w:ascii="JetBrains Mono" w:hAnsi="JetBrains Mono" w:eastAsia="JetBrains Mono" w:cs="JetBrains Mono"/>
+          <w:b w:val="0"/>
+          <w:bCs w:val="0"/>
+          <w:highlight w:val="none"/>
+          <w:lang w:val="en-US" w:bidi="en-US"/>
+        </w:rPr>
+      </w:r>
     </w:p>
     <w:p>
       <w:pPr>
@@ -3401,6 +3477,15 @@
           <w:lang w:val="en-US"/>
         </w:rPr>
       </w:r>
+      <w:r>
+        <w:rPr>
+          <w:rFonts w:ascii="JetBrains Mono" w:hAnsi="JetBrains Mono" w:eastAsia="JetBrains Mono" w:cs="JetBrains Mono"/>
+          <w:b w:val="0"/>
+          <w:bCs w:val="0"/>
+          <w:highlight w:val="none"/>
+          <w:lang w:val="en-US" w:bidi="en-US"/>
+        </w:rPr>
+      </w:r>
     </w:p>
     <w:p>
       <w:pPr>
@@ -3487,6 +3572,2189 @@
           <w:lang w:val="en-US"/>
         </w:rPr>
         <w:t xml:space="preserve">yy2*=</w:t>
+      </w:r>
+      <w:r>
+        <w:rPr>
+          <w:rFonts w:ascii="JetBrains Mono" w:hAnsi="JetBrains Mono" w:eastAsia="JetBrains Mono" w:cs="JetBrains Mono"/>
+          <w:b w:val="0"/>
+          <w:bCs w:val="0"/>
+          <w:highlight w:val="none"/>
+          <w:lang w:val="en-US" w:bidi="en-US"/>
+        </w:rPr>
+      </w:r>
+      <w:r>
+        <w:rPr>
+          <w:rFonts w:ascii="JetBrains Mono" w:hAnsi="JetBrains Mono" w:eastAsia="JetBrains Mono" w:cs="JetBrains Mono"/>
+          <w:b w:val="0"/>
+          <w:bCs w:val="0"/>
+          <w:highlight w:val="none"/>
+          <w:lang w:val="en-US" w:bidi="en-US"/>
+        </w:rPr>
+      </w:r>
+    </w:p>
+    <w:p>
+      <w:pPr>
+        <w:pStyle w:val="902"/>
+        <w:pBdr/>
+        <w:bidi w:val="false"/>
+        <w:spacing/>
+        <w:ind/>
+        <w:jc w:val="both"/>
+        <w:rPr>
+          <w:rFonts w:ascii="JetBrains Mono" w:hAnsi="JetBrains Mono" w:eastAsia="JetBrains Mono" w:cs="JetBrains Mono"/>
+          <w:b w:val="0"/>
+          <w:bCs w:val="0"/>
+          <w:highlight w:val="none"/>
+          <w:lang w:val="en-US" w:bidi="en-US"/>
+        </w:rPr>
+      </w:pPr>
+      <w:r>
+        <w:rPr>
+          <w:rFonts w:ascii="JetBrains Mono" w:hAnsi="JetBrains Mono" w:eastAsia="JetBrains Mono" w:cs="JetBrains Mono"/>
+          <w:b w:val="0"/>
+          <w:bCs w:val="0"/>
+          <w:highlight w:val="none"/>
+          <w:lang w:val="en-US" w:bidi="en-US"/>
+        </w:rPr>
+      </w:r>
+      <w:r>
+        <w:rPr>
+          <w:rFonts w:ascii="JetBrains Mono" w:hAnsi="JetBrains Mono" w:eastAsia="JetBrains Mono" w:cs="JetBrains Mono"/>
+          <w:b w:val="0"/>
+          <w:bCs w:val="0"/>
+          <w:highlight w:val="none"/>
+          <w:lang w:val="en-US" w:bidi="en-US"/>
+        </w:rPr>
+      </w:r>
+      <w:r>
+        <w:rPr>
+          <w:rFonts w:ascii="JetBrains Mono" w:hAnsi="JetBrains Mono" w:eastAsia="JetBrains Mono" w:cs="JetBrains Mono"/>
+          <w:b w:val="0"/>
+          <w:bCs w:val="0"/>
+          <w:highlight w:val="none"/>
+          <w:lang w:val="en-US" w:bidi="en-US"/>
+        </w:rPr>
+      </w:r>
+    </w:p>
+    <w:p>
+      <w:pPr>
+        <w:pStyle w:val="902"/>
+        <w:pBdr/>
+        <w:bidi w:val="false"/>
+        <w:spacing/>
+        <w:ind/>
+        <w:jc w:val="both"/>
+        <w:rPr>
+          <w:rFonts w:ascii="JetBrains Mono" w:hAnsi="JetBrains Mono" w:eastAsia="JetBrains Mono" w:cs="JetBrains Mono"/>
+          <w:b w:val="0"/>
+          <w:bCs w:val="0"/>
+          <w:highlight w:val="none"/>
+          <w:lang w:val="en-US" w:bidi="en-US"/>
+        </w:rPr>
+      </w:pPr>
+      <w:r>
+        <w:rPr>
+          <w:rFonts w:ascii="JetBrains Mono" w:hAnsi="JetBrains Mono" w:eastAsia="JetBrains Mono" w:cs="JetBrains Mono"/>
+          <w:b w:val="0"/>
+          <w:bCs w:val="0"/>
+          <w:highlight w:val="none"/>
+          <w:lang w:val="en-US" w:bidi="en-US"/>
+        </w:rPr>
+      </w:r>
+      <w:r>
+        <w:rPr>
+          <w:rFonts w:ascii="JetBrains Mono" w:hAnsi="JetBrains Mono" w:eastAsia="JetBrains Mono" w:cs="JetBrains Mono"/>
+          <w:b w:val="0"/>
+          <w:bCs w:val="0"/>
+          <w:highlight w:val="none"/>
+          <w:lang w:val="en-US" w:bidi="en-US"/>
+        </w:rPr>
+        <w:t xml:space="preserve">if</w:t>
+      </w:r>
+      <w:r>
+        <w:rPr>
+          <w:rFonts w:ascii="JetBrains Mono" w:hAnsi="JetBrains Mono" w:eastAsia="JetBrains Mono" w:cs="JetBrains Mono"/>
+          <w:b w:val="0"/>
+          <w:bCs w:val="0"/>
+          <w:highlight w:val="none"/>
+          <w:lang w:val="ru-RU"/>
+        </w:rPr>
+        <w:t xml:space="preserve"> </w:t>
+      </w:r>
+      <w:r>
+        <w:rPr>
+          <w:rFonts w:ascii="JetBrains Mono" w:hAnsi="JetBrains Mono" w:eastAsia="JetBrains Mono" w:cs="JetBrains Mono"/>
+          <w:b w:val="0"/>
+          <w:bCs w:val="0"/>
+          <w:highlight w:val="none"/>
+          <w:lang w:val="en-US" w:bidi="en-US"/>
+        </w:rPr>
+        <w:t xml:space="preserve">&lt;</w:t>
+      </w:r>
+      <w:r>
+        <w:rPr>
+          <w:rFonts w:ascii="JetBrains Mono" w:hAnsi="JetBrains Mono" w:eastAsia="JetBrains Mono" w:cs="JetBrains Mono"/>
+          <w:b w:val="0"/>
+          <w:bCs w:val="0"/>
+          <w:highlight w:val="none"/>
+          <w:lang w:val="ru-RU"/>
+        </w:rPr>
+        <w:t xml:space="preserve">условие</w:t>
+      </w:r>
+      <w:r>
+        <w:rPr>
+          <w:rFonts w:ascii="JetBrains Mono" w:hAnsi="JetBrains Mono" w:eastAsia="JetBrains Mono" w:cs="JetBrains Mono"/>
+          <w:b w:val="0"/>
+          <w:bCs w:val="0"/>
+          <w:highlight w:val="none"/>
+          <w:lang w:val="en-US" w:bidi="en-US"/>
+        </w:rPr>
+        <w:t xml:space="preserve">&gt;</w:t>
+      </w:r>
+      <w:r>
+        <w:rPr>
+          <w:rFonts w:ascii="JetBrains Mono" w:hAnsi="JetBrains Mono" w:eastAsia="JetBrains Mono" w:cs="JetBrains Mono"/>
+          <w:b w:val="0"/>
+          <w:bCs w:val="0"/>
+          <w:highlight w:val="none"/>
+          <w:lang w:val="ru-RU"/>
+        </w:rPr>
+        <w:t xml:space="preserve"> </w:t>
+      </w:r>
+      <w:r>
+        <w:rPr>
+          <w:rFonts w:ascii="JetBrains Mono" w:hAnsi="JetBrains Mono" w:eastAsia="JetBrains Mono" w:cs="JetBrains Mono"/>
+          <w:b w:val="0"/>
+          <w:bCs w:val="0"/>
+          <w:highlight w:val="none"/>
+          <w:lang w:val="en-US" w:bidi="en-US"/>
+        </w:rPr>
+        <w:t xml:space="preserve">then</w:t>
+      </w:r>
+      <w:r>
+        <w:rPr>
+          <w:rFonts w:ascii="JetBrains Mono" w:hAnsi="JetBrains Mono" w:eastAsia="JetBrains Mono" w:cs="JetBrains Mono"/>
+          <w:b w:val="0"/>
+          <w:bCs w:val="0"/>
+          <w:highlight w:val="none"/>
+          <w:lang w:val="ru-RU"/>
+        </w:rPr>
+        <w:t xml:space="preserve"> </w:t>
+      </w:r>
+      <w:r>
+        <w:rPr>
+          <w:rFonts w:ascii="JetBrains Mono" w:hAnsi="JetBrains Mono" w:eastAsia="JetBrains Mono" w:cs="JetBrains Mono"/>
+          <w:b w:val="0"/>
+          <w:bCs w:val="0"/>
+          <w:highlight w:val="none"/>
+          <w:lang w:val="en-US" w:bidi="en-US"/>
+        </w:rPr>
+        <w:t xml:space="preserve">&lt;</w:t>
+      </w:r>
+      <w:r>
+        <w:rPr>
+          <w:rFonts w:ascii="JetBrains Mono" w:hAnsi="JetBrains Mono" w:eastAsia="JetBrains Mono" w:cs="JetBrains Mono"/>
+          <w:b w:val="0"/>
+          <w:bCs w:val="0"/>
+          <w:highlight w:val="none"/>
+          <w:lang w:val="ru-RU"/>
+        </w:rPr>
+        <w:t xml:space="preserve">операторы</w:t>
+      </w:r>
+      <w:r>
+        <w:rPr>
+          <w:rFonts w:ascii="JetBrains Mono" w:hAnsi="JetBrains Mono" w:eastAsia="JetBrains Mono" w:cs="JetBrains Mono"/>
+          <w:b w:val="0"/>
+          <w:bCs w:val="0"/>
+          <w:highlight w:val="none"/>
+          <w:lang w:val="en-US" w:bidi="en-US"/>
+        </w:rPr>
+        <w:t xml:space="preserve">&gt;</w:t>
+      </w:r>
+      <w:r>
+        <w:rPr>
+          <w:rFonts w:ascii="JetBrains Mono" w:hAnsi="JetBrains Mono" w:eastAsia="JetBrains Mono" w:cs="JetBrains Mono"/>
+          <w:b w:val="0"/>
+          <w:bCs w:val="0"/>
+          <w:highlight w:val="none"/>
+          <w:lang w:val="en-US" w:bidi="en-US"/>
+        </w:rPr>
+      </w:r>
+    </w:p>
+    <w:p>
+      <w:pPr>
+        <w:pStyle w:val="902"/>
+        <w:pBdr/>
+        <w:bidi w:val="false"/>
+        <w:spacing/>
+        <w:ind/>
+        <w:jc w:val="both"/>
+        <w:rPr>
+          <w:rFonts w:ascii="JetBrains Mono" w:hAnsi="JetBrains Mono" w:eastAsia="JetBrains Mono" w:cs="JetBrains Mono"/>
+          <w:b w:val="0"/>
+          <w:bCs w:val="0"/>
+          <w:highlight w:val="none"/>
+          <w:lang w:val="en-US" w:bidi="en-US"/>
+        </w:rPr>
+      </w:pPr>
+      <w:r>
+        <w:rPr>
+          <w:rFonts w:ascii="JetBrains Mono" w:hAnsi="JetBrains Mono" w:eastAsia="JetBrains Mono" w:cs="JetBrains Mono"/>
+          <w:b w:val="0"/>
+          <w:bCs w:val="0"/>
+          <w:highlight w:val="none"/>
+          <w:lang w:val="en-US" w:bidi="en-US"/>
+        </w:rPr>
+        <w:t xml:space="preserve">==</w:t>
+      </w:r>
+      <w:r>
+        <w:rPr>
+          <w:rFonts w:ascii="JetBrains Mono" w:hAnsi="JetBrains Mono" w:eastAsia="JetBrains Mono" w:cs="JetBrains Mono"/>
+          <w:b w:val="0"/>
+          <w:bCs w:val="0"/>
+          <w:highlight w:val="none"/>
+          <w:lang w:val="en-US" w:bidi="en-US"/>
+        </w:rPr>
+      </w:r>
+    </w:p>
+    <w:p>
+      <w:pPr>
+        <w:pStyle w:val="902"/>
+        <w:pBdr/>
+        <w:bidi w:val="false"/>
+        <w:spacing/>
+        <w:ind/>
+        <w:jc w:val="both"/>
+        <w:rPr>
+          <w:rFonts w:ascii="JetBrains Mono" w:hAnsi="JetBrains Mono" w:eastAsia="JetBrains Mono" w:cs="JetBrains Mono"/>
+          <w:b w:val="0"/>
+          <w:bCs w:val="0"/>
+          <w:highlight w:val="none"/>
+          <w:lang w:val="en-US"/>
+        </w:rPr>
+      </w:pPr>
+      <w:r>
+        <w:rPr>
+          <w:rFonts w:ascii="JetBrains Mono" w:hAnsi="JetBrains Mono" w:eastAsia="JetBrains Mono" w:cs="JetBrains Mono"/>
+          <w:b w:val="0"/>
+          <w:bCs w:val="0"/>
+          <w:highlight w:val="none"/>
+          <w:lang w:val="en-US" w:bidi="en-US"/>
+        </w:rPr>
+        <w:t xml:space="preserve">&lt;</w:t>
+      </w:r>
+      <w:r>
+        <w:rPr>
+          <w:rFonts w:ascii="JetBrains Mono" w:hAnsi="JetBrains Mono" w:eastAsia="JetBrains Mono" w:cs="JetBrains Mono"/>
+          <w:b w:val="0"/>
+          <w:bCs w:val="0"/>
+          <w:highlight w:val="none"/>
+          <w:lang w:val="ru-RU"/>
+        </w:rPr>
+        <w:t xml:space="preserve">условие</w:t>
+      </w:r>
+      <w:r>
+        <w:rPr>
+          <w:rFonts w:ascii="JetBrains Mono" w:hAnsi="JetBrains Mono" w:eastAsia="JetBrains Mono" w:cs="JetBrains Mono"/>
+          <w:b w:val="0"/>
+          <w:bCs w:val="0"/>
+          <w:highlight w:val="none"/>
+          <w:lang w:val="en-US" w:bidi="en-US"/>
+        </w:rPr>
+        <w:t xml:space="preserve">&gt;</w:t>
+      </w:r>
+      <w:r>
+        <w:rPr>
+          <w:rFonts w:ascii="JetBrains Mono" w:hAnsi="JetBrains Mono" w:eastAsia="JetBrains Mono" w:cs="JetBrains Mono"/>
+          <w:b w:val="0"/>
+          <w:bCs w:val="0"/>
+          <w:highlight w:val="none"/>
+          <w:lang w:val="ru-RU"/>
+        </w:rPr>
+        <w:t xml:space="preserve"> </w:t>
+      </w:r>
+      <w:r>
+        <w:rPr>
+          <w:rFonts w:ascii="JetBrains Mono" w:hAnsi="JetBrains Mono" w:eastAsia="JetBrains Mono" w:cs="JetBrains Mono"/>
+          <w:b w:val="0"/>
+          <w:bCs w:val="0"/>
+          <w:highlight w:val="none"/>
+          <w:lang w:val="ru-RU"/>
+        </w:rPr>
+        <w:t xml:space="preserve">М1 УПЛ </w:t>
+      </w:r>
+      <w:r>
+        <w:rPr>
+          <w:rFonts w:ascii="JetBrains Mono" w:hAnsi="JetBrains Mono" w:eastAsia="JetBrains Mono" w:cs="JetBrains Mono"/>
+          <w:b w:val="0"/>
+          <w:bCs w:val="0"/>
+          <w:highlight w:val="none"/>
+          <w:lang w:val="en-US" w:bidi="en-US"/>
+        </w:rPr>
+        <w:t xml:space="preserve">&lt;</w:t>
+      </w:r>
+      <w:r>
+        <w:rPr>
+          <w:rFonts w:ascii="JetBrains Mono" w:hAnsi="JetBrains Mono" w:eastAsia="JetBrains Mono" w:cs="JetBrains Mono"/>
+          <w:b w:val="0"/>
+          <w:bCs w:val="0"/>
+          <w:highlight w:val="none"/>
+          <w:lang w:val="ru-RU"/>
+        </w:rPr>
+        <w:t xml:space="preserve">операторы</w:t>
+      </w:r>
+      <w:r>
+        <w:rPr>
+          <w:rFonts w:ascii="JetBrains Mono" w:hAnsi="JetBrains Mono" w:eastAsia="JetBrains Mono" w:cs="JetBrains Mono"/>
+          <w:b w:val="0"/>
+          <w:bCs w:val="0"/>
+          <w:highlight w:val="none"/>
+          <w:lang w:val="en-US" w:bidi="en-US"/>
+        </w:rPr>
+        <w:t xml:space="preserve">&gt;</w:t>
+      </w:r>
+      <w:r>
+        <w:rPr>
+          <w:rFonts w:ascii="JetBrains Mono" w:hAnsi="JetBrains Mono" w:eastAsia="JetBrains Mono" w:cs="JetBrains Mono"/>
+          <w:b w:val="0"/>
+          <w:bCs w:val="0"/>
+          <w:highlight w:val="none"/>
+          <w:lang w:val="ru-RU"/>
+        </w:rPr>
+        <w:t xml:space="preserve"> М1: </w:t>
+      </w:r>
+      <w:r>
+        <w:rPr>
+          <w:rFonts w:ascii="JetBrains Mono" w:hAnsi="JetBrains Mono" w:eastAsia="JetBrains Mono" w:cs="JetBrains Mono"/>
+          <w:b w:val="0"/>
+          <w:bCs w:val="0"/>
+          <w:highlight w:val="none"/>
+          <w:lang w:val="en-US"/>
+        </w:rPr>
+        <w:t xml:space="preserve">&lt;</w:t>
+      </w:r>
+      <w:r>
+        <w:rPr>
+          <w:rFonts w:ascii="JetBrains Mono" w:hAnsi="JetBrains Mono" w:eastAsia="JetBrains Mono" w:cs="JetBrains Mono"/>
+          <w:b w:val="0"/>
+          <w:bCs w:val="0"/>
+          <w:highlight w:val="none"/>
+          <w:lang w:val="ru-RU"/>
+        </w:rPr>
+        <w:t xml:space="preserve">следующие операторы программы</w:t>
+      </w:r>
+      <w:r>
+        <w:rPr>
+          <w:rFonts w:ascii="JetBrains Mono" w:hAnsi="JetBrains Mono" w:eastAsia="JetBrains Mono" w:cs="JetBrains Mono"/>
+          <w:b w:val="0"/>
+          <w:bCs w:val="0"/>
+          <w:highlight w:val="none"/>
+          <w:lang w:val="en-US"/>
+        </w:rPr>
+        <w:t xml:space="preserve">&gt;</w:t>
+      </w:r>
+      <w:r>
+        <w:rPr>
+          <w:highlight w:val="none"/>
+        </w:rPr>
+      </w:r>
+    </w:p>
+    <w:p>
+      <w:pPr>
+        <w:pStyle w:val="902"/>
+        <w:pBdr/>
+        <w:bidi w:val="false"/>
+        <w:spacing/>
+        <w:ind/>
+        <w:jc w:val="both"/>
+        <w:rPr>
+          <w:highlight w:val="none"/>
+        </w:rPr>
+      </w:pPr>
+      <w:r>
+        <w:rPr>
+          <w:highlight w:val="none"/>
+        </w:rPr>
+      </w:r>
+      <w:r>
+        <w:rPr>
+          <w:highlight w:val="none"/>
+        </w:rPr>
+      </w:r>
+      <w:r>
+        <w:rPr>
+          <w:highlight w:val="none"/>
+        </w:rPr>
+      </w:r>
+    </w:p>
+    <w:p>
+      <w:pPr>
+        <w:pStyle w:val="902"/>
+        <w:pBdr/>
+        <w:bidi w:val="false"/>
+        <w:spacing/>
+        <w:ind/>
+        <w:jc w:val="both"/>
+        <w:rPr>
+          <w:rFonts w:ascii="JetBrains Mono" w:hAnsi="JetBrains Mono" w:eastAsia="JetBrains Mono" w:cs="JetBrains Mono"/>
+          <w:b w:val="0"/>
+          <w:bCs w:val="0"/>
+          <w:highlight w:val="none"/>
+          <w:lang w:val="en-US"/>
+        </w:rPr>
+      </w:pPr>
+      <w:r>
+        <w:rPr>
+          <w:rFonts w:ascii="JetBrains Mono" w:hAnsi="JetBrains Mono" w:eastAsia="JetBrains Mono" w:cs="JetBrains Mono"/>
+          <w:b w:val="0"/>
+          <w:bCs w:val="0"/>
+          <w:highlight w:val="none"/>
+          <w:lang w:val="en-US"/>
+        </w:rPr>
+        <w:t xml:space="preserve">if a &gt; b:</w:t>
+      </w:r>
+      <w:r>
+        <w:rPr>
+          <w:highlight w:val="none"/>
+        </w:rPr>
+      </w:r>
+    </w:p>
+    <w:p>
+      <w:pPr>
+        <w:pStyle w:val="902"/>
+        <w:pBdr/>
+        <w:bidi w:val="false"/>
+        <w:spacing/>
+        <w:ind/>
+        <w:jc w:val="both"/>
+        <w:rPr>
+          <w:rFonts w:ascii="JetBrains Mono" w:hAnsi="JetBrains Mono" w:eastAsia="JetBrains Mono" w:cs="JetBrains Mono"/>
+          <w:b w:val="0"/>
+          <w:bCs w:val="0"/>
+          <w:highlight w:val="none"/>
+          <w:lang w:val="en-US"/>
+        </w:rPr>
+      </w:pPr>
+      <w:r>
+        <w:rPr>
+          <w:rFonts w:ascii="JetBrains Mono" w:hAnsi="JetBrains Mono" w:eastAsia="JetBrains Mono" w:cs="JetBrains Mono"/>
+          <w:b w:val="0"/>
+          <w:bCs w:val="0"/>
+          <w:highlight w:val="none"/>
+          <w:lang w:val="en-US"/>
+        </w:rPr>
+        <w:tab/>
+        <w:t xml:space="preserve">x = x + 1</w:t>
+      </w:r>
+      <w:r>
+        <w:rPr>
+          <w:highlight w:val="none"/>
+        </w:rPr>
+      </w:r>
+    </w:p>
+    <w:p>
+      <w:pPr>
+        <w:pStyle w:val="902"/>
+        <w:pBdr/>
+        <w:bidi w:val="false"/>
+        <w:spacing/>
+        <w:ind/>
+        <w:jc w:val="both"/>
+        <w:rPr>
+          <w:rFonts w:ascii="JetBrains Mono" w:hAnsi="JetBrains Mono" w:eastAsia="JetBrains Mono" w:cs="JetBrains Mono"/>
+          <w:b w:val="0"/>
+          <w:bCs w:val="0"/>
+          <w:highlight w:val="none"/>
+          <w:lang w:val="en-US"/>
+        </w:rPr>
+      </w:pPr>
+      <w:r>
+        <w:rPr>
+          <w:rFonts w:ascii="JetBrains Mono" w:hAnsi="JetBrains Mono" w:eastAsia="JetBrains Mono" w:cs="JetBrains Mono"/>
+          <w:b w:val="0"/>
+          <w:bCs w:val="0"/>
+          <w:highlight w:val="none"/>
+          <w:lang w:val="en-US"/>
+        </w:rPr>
+        <w:tab/>
+        <w:t xml:space="preserve">y = y + 1</w:t>
+      </w:r>
+      <w:r>
+        <w:rPr>
+          <w:rFonts w:ascii="JetBrains Mono" w:hAnsi="JetBrains Mono" w:eastAsia="JetBrains Mono" w:cs="JetBrains Mono"/>
+          <w:b w:val="0"/>
+          <w:bCs w:val="0"/>
+          <w:highlight w:val="none"/>
+          <w:lang w:val="en-US"/>
+        </w:rPr>
+      </w:r>
+    </w:p>
+    <w:p>
+      <w:pPr>
+        <w:pStyle w:val="902"/>
+        <w:pBdr/>
+        <w:bidi w:val="false"/>
+        <w:spacing/>
+        <w:ind/>
+        <w:jc w:val="both"/>
+        <w:rPr>
+          <w:rFonts w:ascii="JetBrains Mono" w:hAnsi="JetBrains Mono" w:eastAsia="JetBrains Mono" w:cs="JetBrains Mono"/>
+          <w:b w:val="0"/>
+          <w:bCs w:val="0"/>
+          <w:highlight w:val="none"/>
+          <w:lang w:val="en-US" w:bidi="en-US"/>
+        </w:rPr>
+      </w:pPr>
+      <w:r>
+        <w:rPr>
+          <w:rFonts w:ascii="JetBrains Mono" w:hAnsi="JetBrains Mono" w:eastAsia="JetBrains Mono" w:cs="JetBrains Mono"/>
+          <w:b w:val="0"/>
+          <w:bCs w:val="0"/>
+          <w:highlight w:val="none"/>
+          <w:lang w:val="en-US" w:bidi="en-US"/>
+        </w:rPr>
+        <w:t xml:space="preserve">z = z + 1</w:t>
+      </w:r>
+      <w:r>
+        <w:rPr>
+          <w:rFonts w:ascii="JetBrains Mono" w:hAnsi="JetBrains Mono" w:eastAsia="JetBrains Mono" w:cs="JetBrains Mono"/>
+          <w:b w:val="0"/>
+          <w:bCs w:val="0"/>
+          <w:highlight w:val="none"/>
+          <w:lang w:val="en-US"/>
+        </w:rPr>
+      </w:r>
+    </w:p>
+    <w:p>
+      <w:pPr>
+        <w:pStyle w:val="902"/>
+        <w:pBdr/>
+        <w:bidi w:val="false"/>
+        <w:spacing/>
+        <w:ind/>
+        <w:jc w:val="both"/>
+        <w:rPr>
+          <w:rFonts w:ascii="JetBrains Mono" w:hAnsi="JetBrains Mono" w:eastAsia="JetBrains Mono" w:cs="JetBrains Mono"/>
+          <w:b w:val="0"/>
+          <w:bCs w:val="0"/>
+          <w:highlight w:val="none"/>
+          <w:lang w:val="en-US" w:bidi="en-US"/>
+        </w:rPr>
+      </w:pPr>
+      <w:r>
+        <w:rPr>
+          <w:rFonts w:ascii="JetBrains Mono" w:hAnsi="JetBrains Mono" w:eastAsia="JetBrains Mono" w:cs="JetBrains Mono"/>
+          <w:b w:val="0"/>
+          <w:bCs w:val="0"/>
+          <w:highlight w:val="none"/>
+          <w:lang w:val="en-US" w:bidi="en-US"/>
+        </w:rPr>
+        <w:t xml:space="preserve">==</w:t>
+      </w:r>
+      <w:r>
+        <w:rPr>
+          <w:rFonts w:ascii="JetBrains Mono" w:hAnsi="JetBrains Mono" w:eastAsia="JetBrains Mono" w:cs="JetBrains Mono"/>
+          <w:b w:val="0"/>
+          <w:bCs w:val="0"/>
+          <w:highlight w:val="none"/>
+          <w:lang w:val="en-US"/>
+        </w:rPr>
+      </w:r>
+    </w:p>
+    <w:p>
+      <w:pPr>
+        <w:pStyle w:val="902"/>
+        <w:pBdr/>
+        <w:bidi w:val="false"/>
+        <w:spacing/>
+        <w:ind/>
+        <w:jc w:val="both"/>
+        <w:rPr>
+          <w:rFonts w:ascii="JetBrains Mono" w:hAnsi="JetBrains Mono" w:eastAsia="JetBrains Mono" w:cs="JetBrains Mono"/>
+          <w:b w:val="0"/>
+          <w:bCs w:val="0"/>
+          <w:highlight w:val="none"/>
+          <w:lang w:val="en-US"/>
+        </w:rPr>
+      </w:pPr>
+      <w:r>
+        <w:rPr>
+          <w:rFonts w:ascii="JetBrains Mono" w:hAnsi="JetBrains Mono" w:eastAsia="JetBrains Mono" w:cs="JetBrains Mono"/>
+          <w:b w:val="0"/>
+          <w:bCs w:val="0"/>
+          <w:highlight w:val="none"/>
+          <w:lang w:val="en-US" w:bidi="en-US"/>
+        </w:rPr>
+        <w:t xml:space="preserve">ab&gt; </w:t>
+      </w:r>
+      <w:r>
+        <w:rPr>
+          <w:rFonts w:ascii="JetBrains Mono" w:hAnsi="JetBrains Mono" w:eastAsia="JetBrains Mono" w:cs="JetBrains Mono"/>
+          <w:b w:val="0"/>
+          <w:bCs w:val="0"/>
+          <w:highlight w:val="none"/>
+          <w:lang w:val="ru-RU"/>
+        </w:rPr>
+        <w:t xml:space="preserve">М1 УПЛ </w:t>
+      </w:r>
+      <w:r>
+        <w:rPr>
+          <w:rFonts w:ascii="JetBrains Mono" w:hAnsi="JetBrains Mono" w:eastAsia="JetBrains Mono" w:cs="JetBrains Mono"/>
+          <w:b w:val="0"/>
+          <w:bCs w:val="0"/>
+          <w:highlight w:val="none"/>
+          <w:lang w:val="en-US"/>
+        </w:rPr>
+        <w:t xml:space="preserve">xx1+=yy1+= </w:t>
+      </w:r>
+      <w:r>
+        <w:rPr>
+          <w:rFonts w:ascii="JetBrains Mono" w:hAnsi="JetBrains Mono" w:eastAsia="JetBrains Mono" w:cs="JetBrains Mono"/>
+          <w:b w:val="0"/>
+          <w:bCs w:val="0"/>
+          <w:highlight w:val="none"/>
+          <w:lang w:val="ru-RU"/>
+        </w:rPr>
+        <w:t xml:space="preserve">М1: </w:t>
+      </w:r>
+      <w:r>
+        <w:rPr>
+          <w:rFonts w:ascii="JetBrains Mono" w:hAnsi="JetBrains Mono" w:eastAsia="JetBrains Mono" w:cs="JetBrains Mono"/>
+          <w:b w:val="0"/>
+          <w:bCs w:val="0"/>
+          <w:highlight w:val="none"/>
+          <w:lang w:val="en-US"/>
+        </w:rPr>
+        <w:t xml:space="preserve">zz1+=</w:t>
+      </w:r>
+      <w:r>
+        <w:rPr>
+          <w:rFonts w:ascii="JetBrains Mono" w:hAnsi="JetBrains Mono" w:eastAsia="JetBrains Mono" w:cs="JetBrains Mono"/>
+          <w:b w:val="0"/>
+          <w:bCs w:val="0"/>
+          <w:highlight w:val="none"/>
+          <w:lang w:val="en-US"/>
+        </w:rPr>
+      </w:r>
+    </w:p>
+    <w:p>
+      <w:pPr>
+        <w:pStyle w:val="902"/>
+        <w:pBdr/>
+        <w:bidi w:val="false"/>
+        <w:spacing/>
+        <w:ind/>
+        <w:jc w:val="both"/>
+        <w:rPr>
+          <w:rFonts w:ascii="JetBrains Mono" w:hAnsi="JetBrains Mono" w:eastAsia="JetBrains Mono" w:cs="JetBrains Mono"/>
+          <w:b w:val="0"/>
+          <w:bCs w:val="0"/>
+          <w:highlight w:val="none"/>
+          <w:lang w:val="en-US"/>
+        </w:rPr>
+      </w:pPr>
+      <w:r>
+        <w:rPr>
+          <w:rFonts w:ascii="JetBrains Mono" w:hAnsi="JetBrains Mono" w:eastAsia="JetBrains Mono" w:cs="JetBrains Mono"/>
+          <w:b w:val="0"/>
+          <w:bCs w:val="0"/>
+          <w:highlight w:val="none"/>
+          <w:lang w:val="en-US"/>
+        </w:rPr>
+      </w:r>
+      <w:r>
+        <w:rPr>
+          <w:rFonts w:ascii="JetBrains Mono" w:hAnsi="JetBrains Mono" w:eastAsia="JetBrains Mono" w:cs="JetBrains Mono"/>
+          <w:b w:val="0"/>
+          <w:bCs w:val="0"/>
+          <w:highlight w:val="none"/>
+          <w:lang w:val="en-US"/>
+        </w:rPr>
+      </w:r>
+      <w:r>
+        <w:rPr>
+          <w:rFonts w:ascii="JetBrains Mono" w:hAnsi="JetBrains Mono" w:eastAsia="JetBrains Mono" w:cs="JetBrains Mono"/>
+          <w:b w:val="0"/>
+          <w:bCs w:val="0"/>
+          <w:highlight w:val="none"/>
+          <w:lang w:val="en-US"/>
+        </w:rPr>
+      </w:r>
+    </w:p>
+    <w:p>
+      <w:pPr>
+        <w:pStyle w:val="902"/>
+        <w:pBdr/>
+        <w:bidi w:val="false"/>
+        <w:spacing/>
+        <w:ind/>
+        <w:jc w:val="both"/>
+        <w:rPr>
+          <w:rFonts w:ascii="JetBrains Mono" w:hAnsi="JetBrains Mono" w:eastAsia="JetBrains Mono" w:cs="JetBrains Mono"/>
+          <w:b w:val="0"/>
+          <w:bCs w:val="0"/>
+          <w:highlight w:val="none"/>
+          <w:lang w:val="en-US" w:bidi="en-US"/>
+        </w:rPr>
+      </w:pPr>
+      <w:r>
+        <w:rPr>
+          <w:rFonts w:ascii="JetBrains Mono" w:hAnsi="JetBrains Mono" w:eastAsia="JetBrains Mono" w:cs="JetBrains Mono"/>
+          <w:b w:val="0"/>
+          <w:bCs w:val="0"/>
+          <w:highlight w:val="none"/>
+          <w:lang w:val="en-US" w:bidi="en-US"/>
+        </w:rPr>
+        <w:t xml:space="preserve">while &lt;</w:t>
+      </w:r>
+      <w:r>
+        <w:rPr>
+          <w:rFonts w:ascii="JetBrains Mono" w:hAnsi="JetBrains Mono" w:eastAsia="JetBrains Mono" w:cs="JetBrains Mono"/>
+          <w:b w:val="0"/>
+          <w:bCs w:val="0"/>
+          <w:highlight w:val="none"/>
+          <w:lang w:val="ru-RU"/>
+        </w:rPr>
+        <w:t xml:space="preserve">условие</w:t>
+      </w:r>
+      <w:r>
+        <w:rPr>
+          <w:rFonts w:ascii="JetBrains Mono" w:hAnsi="JetBrains Mono" w:eastAsia="JetBrains Mono" w:cs="JetBrains Mono"/>
+          <w:b w:val="0"/>
+          <w:bCs w:val="0"/>
+          <w:highlight w:val="none"/>
+          <w:lang w:val="en-US" w:bidi="en-US"/>
+        </w:rPr>
+        <w:t xml:space="preserve">&gt; do &lt;</w:t>
+      </w:r>
+      <w:r>
+        <w:rPr>
+          <w:rFonts w:ascii="JetBrains Mono" w:hAnsi="JetBrains Mono" w:eastAsia="JetBrains Mono" w:cs="JetBrains Mono"/>
+          <w:b w:val="0"/>
+          <w:bCs w:val="0"/>
+          <w:highlight w:val="none"/>
+          <w:lang w:val="ru-RU"/>
+        </w:rPr>
+        <w:t xml:space="preserve">операторы</w:t>
+      </w:r>
+      <w:r>
+        <w:rPr>
+          <w:rFonts w:ascii="JetBrains Mono" w:hAnsi="JetBrains Mono" w:eastAsia="JetBrains Mono" w:cs="JetBrains Mono"/>
+          <w:b w:val="0"/>
+          <w:bCs w:val="0"/>
+          <w:highlight w:val="none"/>
+          <w:lang w:val="en-US" w:bidi="en-US"/>
+        </w:rPr>
+        <w:t xml:space="preserve">&gt;</w:t>
+      </w:r>
+      <w:r>
+        <w:rPr>
+          <w:rFonts w:ascii="JetBrains Mono" w:hAnsi="JetBrains Mono" w:eastAsia="JetBrains Mono" w:cs="JetBrains Mono"/>
+          <w:b w:val="0"/>
+          <w:bCs w:val="0"/>
+          <w:highlight w:val="none"/>
+          <w:lang w:val="en-US"/>
+        </w:rPr>
+      </w:r>
+    </w:p>
+    <w:p>
+      <w:pPr>
+        <w:pStyle w:val="902"/>
+        <w:pBdr/>
+        <w:bidi w:val="false"/>
+        <w:spacing/>
+        <w:ind/>
+        <w:jc w:val="both"/>
+        <w:rPr>
+          <w:rFonts w:ascii="JetBrains Mono" w:hAnsi="JetBrains Mono" w:eastAsia="JetBrains Mono" w:cs="JetBrains Mono"/>
+          <w:b w:val="0"/>
+          <w:bCs w:val="0"/>
+          <w:highlight w:val="none"/>
+          <w:lang w:val="ru-RU"/>
+        </w:rPr>
+      </w:pPr>
+      <w:r>
+        <w:rPr>
+          <w:rFonts w:ascii="JetBrains Mono" w:hAnsi="JetBrains Mono" w:eastAsia="JetBrains Mono" w:cs="JetBrains Mono"/>
+          <w:b w:val="0"/>
+          <w:bCs w:val="0"/>
+          <w:highlight w:val="none"/>
+          <w:lang w:val="ru-RU"/>
+        </w:rPr>
+        <w:t xml:space="preserve">==</w:t>
+      </w:r>
+      <w:r>
+        <w:rPr>
+          <w:rFonts w:ascii="JetBrains Mono" w:hAnsi="JetBrains Mono" w:eastAsia="JetBrains Mono" w:cs="JetBrains Mono"/>
+          <w:b w:val="0"/>
+          <w:bCs w:val="0"/>
+          <w:highlight w:val="none"/>
+          <w:lang w:val="en-US"/>
+        </w:rPr>
+      </w:r>
+    </w:p>
+    <w:p>
+      <w:pPr>
+        <w:pStyle w:val="902"/>
+        <w:pBdr/>
+        <w:bidi w:val="false"/>
+        <w:spacing/>
+        <w:ind/>
+        <w:jc w:val="both"/>
+        <w:rPr>
+          <w:rFonts w:ascii="JetBrains Mono" w:hAnsi="JetBrains Mono" w:eastAsia="JetBrains Mono" w:cs="JetBrains Mono"/>
+          <w:b w:val="0"/>
+          <w:bCs w:val="0"/>
+          <w:highlight w:val="none"/>
+          <w:lang w:val="en-US"/>
+        </w:rPr>
+      </w:pPr>
+      <w:r>
+        <w:rPr>
+          <w:rFonts w:ascii="JetBrains Mono" w:hAnsi="JetBrains Mono" w:eastAsia="JetBrains Mono" w:cs="JetBrains Mono"/>
+          <w:b w:val="0"/>
+          <w:bCs w:val="0"/>
+          <w:highlight w:val="none"/>
+          <w:lang w:val="en-US" w:bidi="en-US"/>
+        </w:rPr>
+        <w:t xml:space="preserve">&lt;</w:t>
+      </w:r>
+      <w:r>
+        <w:rPr>
+          <w:rFonts w:ascii="JetBrains Mono" w:hAnsi="JetBrains Mono" w:eastAsia="JetBrains Mono" w:cs="JetBrains Mono"/>
+          <w:b w:val="0"/>
+          <w:bCs w:val="0"/>
+          <w:highlight w:val="none"/>
+          <w:lang w:val="ru-RU"/>
+        </w:rPr>
+        <w:t xml:space="preserve">условие</w:t>
+      </w:r>
+      <w:r>
+        <w:rPr>
+          <w:rFonts w:ascii="JetBrains Mono" w:hAnsi="JetBrains Mono" w:eastAsia="JetBrains Mono" w:cs="JetBrains Mono"/>
+          <w:b w:val="0"/>
+          <w:bCs w:val="0"/>
+          <w:highlight w:val="none"/>
+          <w:lang w:val="en-US" w:bidi="en-US"/>
+        </w:rPr>
+        <w:t xml:space="preserve">&gt;</w:t>
+      </w:r>
+      <w:r>
+        <w:rPr>
+          <w:rFonts w:ascii="JetBrains Mono" w:hAnsi="JetBrains Mono" w:eastAsia="JetBrains Mono" w:cs="JetBrains Mono"/>
+          <w:b w:val="0"/>
+          <w:bCs w:val="0"/>
+          <w:highlight w:val="none"/>
+          <w:lang w:val="ru-RU"/>
+        </w:rPr>
+        <w:t xml:space="preserve"> МЦ1 УПЛ </w:t>
+      </w:r>
+      <w:r>
+        <w:rPr>
+          <w:rFonts w:ascii="JetBrains Mono" w:hAnsi="JetBrains Mono" w:eastAsia="JetBrains Mono" w:cs="JetBrains Mono"/>
+          <w:b w:val="0"/>
+          <w:bCs w:val="0"/>
+          <w:highlight w:val="none"/>
+          <w:lang w:val="en-US"/>
+        </w:rPr>
+        <w:t xml:space="preserve">&lt;</w:t>
+      </w:r>
+      <w:r>
+        <w:rPr>
+          <w:rFonts w:ascii="JetBrains Mono" w:hAnsi="JetBrains Mono" w:eastAsia="JetBrains Mono" w:cs="JetBrains Mono"/>
+          <w:b w:val="0"/>
+          <w:bCs w:val="0"/>
+          <w:highlight w:val="none"/>
+          <w:lang w:val="ru-RU"/>
+        </w:rPr>
+        <w:t xml:space="preserve">операторы</w:t>
+      </w:r>
+      <w:r>
+        <w:rPr>
+          <w:rFonts w:ascii="JetBrains Mono" w:hAnsi="JetBrains Mono" w:eastAsia="JetBrains Mono" w:cs="JetBrains Mono"/>
+          <w:b w:val="0"/>
+          <w:bCs w:val="0"/>
+          <w:highlight w:val="none"/>
+          <w:lang w:val="en-US"/>
+        </w:rPr>
+        <w:t xml:space="preserve">&gt;</w:t>
+      </w:r>
+      <w:r>
+        <w:rPr>
+          <w:rFonts w:ascii="JetBrains Mono" w:hAnsi="JetBrains Mono" w:eastAsia="JetBrains Mono" w:cs="JetBrains Mono"/>
+          <w:b w:val="0"/>
+          <w:bCs w:val="0"/>
+          <w:highlight w:val="none"/>
+          <w:lang w:val="ru-RU"/>
+        </w:rPr>
+        <w:t xml:space="preserve"> МЦ1: </w:t>
+      </w:r>
+      <w:r>
+        <w:rPr>
+          <w:rFonts w:ascii="JetBrains Mono" w:hAnsi="JetBrains Mono" w:eastAsia="JetBrains Mono" w:cs="JetBrains Mono"/>
+          <w:b w:val="0"/>
+          <w:bCs w:val="0"/>
+          <w:highlight w:val="none"/>
+          <w:lang w:val="en-US"/>
+        </w:rPr>
+        <w:t xml:space="preserve">&lt;</w:t>
+      </w:r>
+      <w:r>
+        <w:rPr>
+          <w:rFonts w:ascii="JetBrains Mono" w:hAnsi="JetBrains Mono" w:eastAsia="JetBrains Mono" w:cs="JetBrains Mono"/>
+          <w:b w:val="0"/>
+          <w:bCs w:val="0"/>
+          <w:highlight w:val="none"/>
+          <w:lang w:val="ru-RU"/>
+        </w:rPr>
+        <w:t xml:space="preserve">следующие операторы программы</w:t>
+      </w:r>
+      <w:r>
+        <w:rPr>
+          <w:rFonts w:ascii="JetBrains Mono" w:hAnsi="JetBrains Mono" w:eastAsia="JetBrains Mono" w:cs="JetBrains Mono"/>
+          <w:b w:val="0"/>
+          <w:bCs w:val="0"/>
+          <w:highlight w:val="none"/>
+          <w:lang w:val="en-US"/>
+        </w:rPr>
+        <w:t xml:space="preserve">&gt;</w:t>
+      </w:r>
+      <w:r>
+        <w:rPr>
+          <w:rFonts w:ascii="JetBrains Mono" w:hAnsi="JetBrains Mono" w:eastAsia="JetBrains Mono" w:cs="JetBrains Mono"/>
+          <w:b w:val="0"/>
+          <w:bCs w:val="0"/>
+          <w:highlight w:val="none"/>
+          <w:lang w:val="en-US"/>
+        </w:rPr>
+      </w:r>
+    </w:p>
+    <w:p>
+      <w:pPr>
+        <w:pStyle w:val="902"/>
+        <w:pBdr/>
+        <w:bidi w:val="false"/>
+        <w:spacing/>
+        <w:ind/>
+        <w:jc w:val="both"/>
+        <w:rPr>
+          <w:rFonts w:ascii="JetBrains Mono" w:hAnsi="JetBrains Mono" w:eastAsia="JetBrains Mono" w:cs="JetBrains Mono"/>
+          <w:b w:val="0"/>
+          <w:bCs w:val="0"/>
+          <w:highlight w:val="none"/>
+          <w:lang w:val="en-US"/>
+        </w:rPr>
+      </w:pPr>
+      <w:r>
+        <w:rPr>
+          <w:rFonts w:ascii="JetBrains Mono" w:hAnsi="JetBrains Mono" w:eastAsia="JetBrains Mono" w:cs="JetBrains Mono"/>
+          <w:b w:val="0"/>
+          <w:bCs w:val="0"/>
+          <w:highlight w:val="none"/>
+          <w:lang w:val="en-US"/>
+        </w:rPr>
+      </w:r>
+      <w:r>
+        <w:rPr>
+          <w:rFonts w:ascii="JetBrains Mono" w:hAnsi="JetBrains Mono" w:eastAsia="JetBrains Mono" w:cs="JetBrains Mono"/>
+          <w:b w:val="0"/>
+          <w:bCs w:val="0"/>
+          <w:highlight w:val="none"/>
+          <w:lang w:val="en-US"/>
+        </w:rPr>
+      </w:r>
+      <w:r>
+        <w:rPr>
+          <w:rFonts w:ascii="JetBrains Mono" w:hAnsi="JetBrains Mono" w:eastAsia="JetBrains Mono" w:cs="JetBrains Mono"/>
+          <w:b w:val="0"/>
+          <w:bCs w:val="0"/>
+          <w:highlight w:val="none"/>
+          <w:lang w:val="en-US"/>
+        </w:rPr>
+      </w:r>
+    </w:p>
+    <w:p>
+      <w:pPr>
+        <w:pStyle w:val="902"/>
+        <w:pBdr/>
+        <w:bidi w:val="false"/>
+        <w:spacing/>
+        <w:ind/>
+        <w:jc w:val="both"/>
+        <w:rPr>
+          <w:rFonts w:ascii="JetBrains Mono" w:hAnsi="JetBrains Mono" w:eastAsia="JetBrains Mono" w:cs="JetBrains Mono"/>
+          <w:b w:val="0"/>
+          <w:bCs w:val="0"/>
+          <w:highlight w:val="none"/>
+          <w:lang w:val="en-US"/>
+        </w:rPr>
+      </w:pPr>
+      <w:r>
+        <w:rPr>
+          <w:rFonts w:ascii="JetBrains Mono" w:hAnsi="JetBrains Mono" w:eastAsia="JetBrains Mono" w:cs="JetBrains Mono"/>
+          <w:b w:val="0"/>
+          <w:bCs w:val="0"/>
+          <w:highlight w:val="none"/>
+          <w:lang w:val="en-US"/>
+        </w:rPr>
+        <w:t xml:space="preserve">while a &gt; b:</w:t>
+      </w:r>
+      <w:r>
+        <w:rPr>
+          <w:rFonts w:ascii="JetBrains Mono" w:hAnsi="JetBrains Mono" w:eastAsia="JetBrains Mono" w:cs="JetBrains Mono"/>
+          <w:b w:val="0"/>
+          <w:bCs w:val="0"/>
+          <w:highlight w:val="none"/>
+          <w:lang w:val="en-US"/>
+        </w:rPr>
+      </w:r>
+      <w:r>
+        <w:rPr>
+          <w:rFonts w:ascii="JetBrains Mono" w:hAnsi="JetBrains Mono" w:eastAsia="JetBrains Mono" w:cs="JetBrains Mono"/>
+          <w:b w:val="0"/>
+          <w:bCs w:val="0"/>
+          <w:highlight w:val="none"/>
+          <w:lang w:val="en-US"/>
+        </w:rPr>
+      </w:r>
+    </w:p>
+    <w:p>
+      <w:pPr>
+        <w:pStyle w:val="902"/>
+        <w:pBdr/>
+        <w:bidi w:val="false"/>
+        <w:spacing/>
+        <w:ind/>
+        <w:jc w:val="both"/>
+        <w:rPr>
+          <w:rFonts w:ascii="JetBrains Mono" w:hAnsi="JetBrains Mono" w:eastAsia="JetBrains Mono" w:cs="JetBrains Mono"/>
+          <w:b w:val="0"/>
+          <w:bCs w:val="0"/>
+          <w:highlight w:val="none"/>
+          <w:lang w:val="en-US"/>
+        </w:rPr>
+      </w:pPr>
+      <w:r>
+        <w:rPr>
+          <w:rFonts w:ascii="JetBrains Mono" w:hAnsi="JetBrains Mono" w:eastAsia="JetBrains Mono" w:cs="JetBrains Mono"/>
+          <w:b w:val="0"/>
+          <w:bCs w:val="0"/>
+          <w:highlight w:val="none"/>
+          <w:lang w:val="en-US"/>
+        </w:rPr>
+        <w:tab/>
+        <w:t xml:space="preserve">x = x </w:t>
+      </w:r>
+      <w:r>
+        <w:rPr>
+          <w:rFonts w:ascii="JetBrains Mono" w:hAnsi="JetBrains Mono" w:eastAsia="JetBrains Mono" w:cs="JetBrains Mono"/>
+          <w:b w:val="0"/>
+          <w:bCs w:val="0"/>
+          <w:highlight w:val="none"/>
+          <w:lang w:val="ru-RU"/>
+        </w:rPr>
+        <w:t xml:space="preserve">-</w:t>
+      </w:r>
+      <w:r>
+        <w:rPr>
+          <w:rFonts w:ascii="JetBrains Mono" w:hAnsi="JetBrains Mono" w:eastAsia="JetBrains Mono" w:cs="JetBrains Mono"/>
+          <w:b w:val="0"/>
+          <w:bCs w:val="0"/>
+          <w:highlight w:val="none"/>
+          <w:lang w:val="en-US"/>
+        </w:rPr>
+        <w:t xml:space="preserve"> 1</w:t>
+      </w:r>
+      <w:r>
+        <w:rPr>
+          <w:rFonts w:ascii="JetBrains Mono" w:hAnsi="JetBrains Mono" w:eastAsia="JetBrains Mono" w:cs="JetBrains Mono"/>
+          <w:b w:val="0"/>
+          <w:bCs w:val="0"/>
+          <w:highlight w:val="none"/>
+          <w:lang w:val="en-US"/>
+        </w:rPr>
+      </w:r>
+      <w:r>
+        <w:rPr>
+          <w:rFonts w:ascii="JetBrains Mono" w:hAnsi="JetBrains Mono" w:eastAsia="JetBrains Mono" w:cs="JetBrains Mono"/>
+          <w:b w:val="0"/>
+          <w:bCs w:val="0"/>
+          <w:highlight w:val="none"/>
+          <w:lang w:val="en-US"/>
+        </w:rPr>
+      </w:r>
+    </w:p>
+    <w:p>
+      <w:pPr>
+        <w:pStyle w:val="902"/>
+        <w:pBdr/>
+        <w:bidi w:val="false"/>
+        <w:spacing/>
+        <w:ind/>
+        <w:jc w:val="both"/>
+        <w:rPr>
+          <w:rFonts w:ascii="JetBrains Mono" w:hAnsi="JetBrains Mono" w:eastAsia="JetBrains Mono" w:cs="JetBrains Mono"/>
+          <w:b w:val="0"/>
+          <w:bCs w:val="0"/>
+          <w:highlight w:val="none"/>
+          <w:lang w:val="en-US"/>
+        </w:rPr>
+      </w:pPr>
+      <w:r>
+        <w:rPr>
+          <w:rFonts w:ascii="JetBrains Mono" w:hAnsi="JetBrains Mono" w:eastAsia="JetBrains Mono" w:cs="JetBrains Mono"/>
+          <w:b w:val="0"/>
+          <w:bCs w:val="0"/>
+          <w:highlight w:val="none"/>
+          <w:lang w:val="en-US"/>
+        </w:rPr>
+        <w:tab/>
+        <w:t xml:space="preserve">y = y </w:t>
+      </w:r>
+      <w:r>
+        <w:rPr>
+          <w:rFonts w:ascii="JetBrains Mono" w:hAnsi="JetBrains Mono" w:eastAsia="JetBrains Mono" w:cs="JetBrains Mono"/>
+          <w:b w:val="0"/>
+          <w:bCs w:val="0"/>
+          <w:highlight w:val="none"/>
+          <w:lang w:val="ru-RU"/>
+        </w:rPr>
+        <w:t xml:space="preserve">-</w:t>
+      </w:r>
+      <w:r>
+        <w:rPr>
+          <w:rFonts w:ascii="JetBrains Mono" w:hAnsi="JetBrains Mono" w:eastAsia="JetBrains Mono" w:cs="JetBrains Mono"/>
+          <w:b w:val="0"/>
+          <w:bCs w:val="0"/>
+          <w:highlight w:val="none"/>
+          <w:lang w:val="en-US"/>
+        </w:rPr>
+        <w:t xml:space="preserve"> 1</w:t>
+      </w:r>
+      <w:r>
+        <w:rPr>
+          <w:rFonts w:ascii="JetBrains Mono" w:hAnsi="JetBrains Mono" w:eastAsia="JetBrains Mono" w:cs="JetBrains Mono"/>
+          <w:b w:val="0"/>
+          <w:bCs w:val="0"/>
+          <w:highlight w:val="none"/>
+          <w:lang w:val="en-US"/>
+        </w:rPr>
+      </w:r>
+      <w:r>
+        <w:rPr>
+          <w:rFonts w:ascii="JetBrains Mono" w:hAnsi="JetBrains Mono" w:eastAsia="JetBrains Mono" w:cs="JetBrains Mono"/>
+          <w:b w:val="0"/>
+          <w:bCs w:val="0"/>
+          <w:highlight w:val="none"/>
+          <w:lang w:val="en-US"/>
+        </w:rPr>
+      </w:r>
+    </w:p>
+    <w:p>
+      <w:pPr>
+        <w:pStyle w:val="902"/>
+        <w:pBdr/>
+        <w:bidi w:val="false"/>
+        <w:spacing/>
+        <w:ind/>
+        <w:jc w:val="both"/>
+        <w:rPr>
+          <w:rFonts w:ascii="JetBrains Mono" w:hAnsi="JetBrains Mono" w:eastAsia="JetBrains Mono" w:cs="JetBrains Mono"/>
+          <w:b w:val="0"/>
+          <w:bCs w:val="0"/>
+          <w:highlight w:val="none"/>
+          <w:lang w:val="en-US" w:bidi="en-US"/>
+        </w:rPr>
+      </w:pPr>
+      <w:r>
+        <w:rPr>
+          <w:rFonts w:ascii="JetBrains Mono" w:hAnsi="JetBrains Mono" w:eastAsia="JetBrains Mono" w:cs="JetBrains Mono"/>
+          <w:b w:val="0"/>
+          <w:bCs w:val="0"/>
+          <w:highlight w:val="none"/>
+          <w:lang w:val="en-US" w:bidi="en-US"/>
+        </w:rPr>
+        <w:t xml:space="preserve">z = z - 1</w:t>
+      </w:r>
+      <w:r>
+        <w:rPr>
+          <w:rFonts w:ascii="JetBrains Mono" w:hAnsi="JetBrains Mono" w:eastAsia="JetBrains Mono" w:cs="JetBrains Mono"/>
+          <w:b w:val="0"/>
+          <w:bCs w:val="0"/>
+          <w:highlight w:val="none"/>
+          <w:lang w:val="en-US" w:bidi="en-US"/>
+        </w:rPr>
+      </w:r>
+      <w:r>
+        <w:rPr>
+          <w:rFonts w:ascii="JetBrains Mono" w:hAnsi="JetBrains Mono" w:eastAsia="JetBrains Mono" w:cs="JetBrains Mono"/>
+          <w:b w:val="0"/>
+          <w:bCs w:val="0"/>
+          <w:highlight w:val="none"/>
+          <w:lang w:val="en-US" w:bidi="en-US"/>
+        </w:rPr>
+      </w:r>
+    </w:p>
+    <w:p>
+      <w:pPr>
+        <w:pStyle w:val="902"/>
+        <w:pBdr/>
+        <w:bidi w:val="false"/>
+        <w:spacing/>
+        <w:ind/>
+        <w:jc w:val="both"/>
+        <w:rPr>
+          <w:rFonts w:ascii="JetBrains Mono" w:hAnsi="JetBrains Mono" w:eastAsia="JetBrains Mono" w:cs="JetBrains Mono"/>
+          <w:b w:val="0"/>
+          <w:bCs w:val="0"/>
+          <w:highlight w:val="none"/>
+          <w:lang w:val="en-US" w:bidi="en-US"/>
+        </w:rPr>
+      </w:pPr>
+      <w:r>
+        <w:rPr>
+          <w:rFonts w:ascii="JetBrains Mono" w:hAnsi="JetBrains Mono" w:eastAsia="JetBrains Mono" w:cs="JetBrains Mono"/>
+          <w:b w:val="0"/>
+          <w:bCs w:val="0"/>
+          <w:highlight w:val="none"/>
+          <w:lang w:val="en-US" w:bidi="en-US"/>
+        </w:rPr>
+        <w:t xml:space="preserve">==</w:t>
+      </w:r>
+      <w:r>
+        <w:rPr>
+          <w:rFonts w:ascii="JetBrains Mono" w:hAnsi="JetBrains Mono" w:eastAsia="JetBrains Mono" w:cs="JetBrains Mono"/>
+          <w:b w:val="0"/>
+          <w:bCs w:val="0"/>
+          <w:highlight w:val="none"/>
+          <w:lang w:val="en-US" w:bidi="en-US"/>
+        </w:rPr>
+      </w:r>
+      <w:r>
+        <w:rPr>
+          <w:rFonts w:ascii="JetBrains Mono" w:hAnsi="JetBrains Mono" w:eastAsia="JetBrains Mono" w:cs="JetBrains Mono"/>
+          <w:b w:val="0"/>
+          <w:bCs w:val="0"/>
+          <w:highlight w:val="none"/>
+          <w:lang w:val="en-US" w:bidi="en-US"/>
+        </w:rPr>
+      </w:r>
+    </w:p>
+    <w:p>
+      <w:pPr>
+        <w:pStyle w:val="902"/>
+        <w:pBdr/>
+        <w:bidi w:val="false"/>
+        <w:spacing/>
+        <w:ind/>
+        <w:jc w:val="both"/>
+        <w:rPr>
+          <w:rFonts w:ascii="JetBrains Mono" w:hAnsi="JetBrains Mono" w:eastAsia="JetBrains Mono" w:cs="JetBrains Mono"/>
+          <w:b w:val="0"/>
+          <w:bCs w:val="0"/>
+          <w:highlight w:val="none"/>
+          <w:lang w:val="en-US"/>
+        </w:rPr>
+      </w:pPr>
+      <w:r>
+        <w:rPr>
+          <w:rFonts w:ascii="JetBrains Mono" w:hAnsi="JetBrains Mono" w:eastAsia="JetBrains Mono" w:cs="JetBrains Mono"/>
+          <w:b w:val="0"/>
+          <w:bCs w:val="0"/>
+          <w:highlight w:val="none"/>
+          <w:lang w:val="en-US" w:bidi="en-US"/>
+        </w:rPr>
+        <w:t xml:space="preserve">ab&gt; </w:t>
+      </w:r>
+      <w:r>
+        <w:rPr>
+          <w:rFonts w:ascii="JetBrains Mono" w:hAnsi="JetBrains Mono" w:eastAsia="JetBrains Mono" w:cs="JetBrains Mono"/>
+          <w:b w:val="0"/>
+          <w:bCs w:val="0"/>
+          <w:highlight w:val="none"/>
+          <w:lang w:val="ru-RU"/>
+        </w:rPr>
+        <w:t xml:space="preserve">МЦ1 УПЛ </w:t>
+      </w:r>
+      <w:r>
+        <w:rPr>
+          <w:rFonts w:ascii="JetBrains Mono" w:hAnsi="JetBrains Mono" w:eastAsia="JetBrains Mono" w:cs="JetBrains Mono"/>
+          <w:b w:val="0"/>
+          <w:bCs w:val="0"/>
+          <w:highlight w:val="none"/>
+          <w:lang w:val="en-US"/>
+        </w:rPr>
+        <w:t xml:space="preserve">xx1</w:t>
+      </w:r>
+      <w:r>
+        <w:rPr>
+          <w:rFonts w:ascii="JetBrains Mono" w:hAnsi="JetBrains Mono" w:eastAsia="JetBrains Mono" w:cs="JetBrains Mono"/>
+          <w:b w:val="0"/>
+          <w:bCs w:val="0"/>
+          <w:highlight w:val="none"/>
+          <w:lang w:val="ru-RU"/>
+        </w:rPr>
+        <w:t xml:space="preserve">-</w:t>
+      </w:r>
+      <w:r>
+        <w:rPr>
+          <w:rFonts w:ascii="JetBrains Mono" w:hAnsi="JetBrains Mono" w:eastAsia="JetBrains Mono" w:cs="JetBrains Mono"/>
+          <w:b w:val="0"/>
+          <w:bCs w:val="0"/>
+          <w:highlight w:val="none"/>
+          <w:lang w:val="en-US"/>
+        </w:rPr>
+        <w:t xml:space="preserve">=yy1</w:t>
+      </w:r>
+      <w:r>
+        <w:rPr>
+          <w:rFonts w:ascii="JetBrains Mono" w:hAnsi="JetBrains Mono" w:eastAsia="JetBrains Mono" w:cs="JetBrains Mono"/>
+          <w:b w:val="0"/>
+          <w:bCs w:val="0"/>
+          <w:highlight w:val="none"/>
+          <w:lang w:val="ru-RU"/>
+        </w:rPr>
+        <w:t xml:space="preserve">-</w:t>
+      </w:r>
+      <w:r>
+        <w:rPr>
+          <w:rFonts w:ascii="JetBrains Mono" w:hAnsi="JetBrains Mono" w:eastAsia="JetBrains Mono" w:cs="JetBrains Mono"/>
+          <w:b w:val="0"/>
+          <w:bCs w:val="0"/>
+          <w:highlight w:val="none"/>
+          <w:lang w:val="en-US"/>
+        </w:rPr>
+        <w:t xml:space="preserve">= </w:t>
+      </w:r>
+      <w:r>
+        <w:rPr>
+          <w:rFonts w:ascii="JetBrains Mono" w:hAnsi="JetBrains Mono" w:eastAsia="JetBrains Mono" w:cs="JetBrains Mono"/>
+          <w:b w:val="0"/>
+          <w:bCs w:val="0"/>
+          <w:highlight w:val="none"/>
+          <w:lang w:val="ru-RU"/>
+        </w:rPr>
+        <w:t xml:space="preserve">МЦ1: </w:t>
+      </w:r>
+      <w:r>
+        <w:rPr>
+          <w:rFonts w:ascii="JetBrains Mono" w:hAnsi="JetBrains Mono" w:eastAsia="JetBrains Mono" w:cs="JetBrains Mono"/>
+          <w:b w:val="0"/>
+          <w:bCs w:val="0"/>
+          <w:highlight w:val="none"/>
+          <w:lang w:val="en-US"/>
+        </w:rPr>
+        <w:t xml:space="preserve">zz1</w:t>
+      </w:r>
+      <w:r>
+        <w:rPr>
+          <w:rFonts w:ascii="JetBrains Mono" w:hAnsi="JetBrains Mono" w:eastAsia="JetBrains Mono" w:cs="JetBrains Mono"/>
+          <w:b w:val="0"/>
+          <w:bCs w:val="0"/>
+          <w:highlight w:val="none"/>
+          <w:lang w:val="ru-RU"/>
+        </w:rPr>
+        <w:t xml:space="preserve">-</w:t>
+      </w:r>
+      <w:r>
+        <w:rPr>
+          <w:rFonts w:ascii="JetBrains Mono" w:hAnsi="JetBrains Mono" w:eastAsia="JetBrains Mono" w:cs="JetBrains Mono"/>
+          <w:b w:val="0"/>
+          <w:bCs w:val="0"/>
+          <w:highlight w:val="none"/>
+          <w:lang w:val="en-US"/>
+        </w:rPr>
+        <w:t xml:space="preserve">=</w:t>
+      </w:r>
+      <w:r>
+        <w:rPr>
+          <w:rFonts w:ascii="JetBrains Mono" w:hAnsi="JetBrains Mono" w:eastAsia="JetBrains Mono" w:cs="JetBrains Mono"/>
+          <w:b w:val="0"/>
+          <w:bCs w:val="0"/>
+          <w:highlight w:val="none"/>
+          <w:lang w:val="en-US"/>
+        </w:rPr>
+      </w:r>
+      <w:r>
+        <w:rPr>
+          <w:rFonts w:ascii="JetBrains Mono" w:hAnsi="JetBrains Mono" w:eastAsia="JetBrains Mono" w:cs="JetBrains Mono"/>
+          <w:b w:val="0"/>
+          <w:bCs w:val="0"/>
+          <w:highlight w:val="none"/>
+          <w:lang w:val="en-US"/>
+        </w:rPr>
+      </w:r>
+    </w:p>
+    <w:p>
+      <w:pPr>
+        <w:pStyle w:val="902"/>
+        <w:pBdr/>
+        <w:bidi w:val="false"/>
+        <w:spacing/>
+        <w:ind/>
+        <w:jc w:val="both"/>
+        <w:rPr>
+          <w:rFonts w:ascii="JetBrains Mono" w:hAnsi="JetBrains Mono" w:eastAsia="JetBrains Mono" w:cs="JetBrains Mono"/>
+          <w:b w:val="0"/>
+          <w:bCs w:val="0"/>
+          <w:highlight w:val="none"/>
+          <w:lang w:val="en-US"/>
+        </w:rPr>
+      </w:pPr>
+      <w:r>
+        <w:rPr>
+          <w:rFonts w:ascii="JetBrains Mono" w:hAnsi="JetBrains Mono" w:eastAsia="JetBrains Mono" w:cs="JetBrains Mono"/>
+          <w:b w:val="0"/>
+          <w:bCs w:val="0"/>
+          <w:highlight w:val="none"/>
+          <w:lang w:val="en-US"/>
+        </w:rPr>
+      </w:r>
+      <w:r>
+        <w:rPr>
+          <w:rFonts w:ascii="JetBrains Mono" w:hAnsi="JetBrains Mono" w:eastAsia="JetBrains Mono" w:cs="JetBrains Mono"/>
+          <w:b w:val="0"/>
+          <w:bCs w:val="0"/>
+          <w:highlight w:val="none"/>
+          <w:lang w:val="en-US"/>
+        </w:rPr>
+      </w:r>
+      <w:r>
+        <w:rPr>
+          <w:rFonts w:ascii="JetBrains Mono" w:hAnsi="JetBrains Mono" w:eastAsia="JetBrains Mono" w:cs="JetBrains Mono"/>
+          <w:b w:val="0"/>
+          <w:bCs w:val="0"/>
+          <w:highlight w:val="none"/>
+          <w:lang w:val="en-US"/>
+        </w:rPr>
+      </w:r>
+    </w:p>
+    <w:p>
+      <w:pPr>
+        <w:pStyle w:val="902"/>
+        <w:pBdr/>
+        <w:bidi w:val="false"/>
+        <w:spacing/>
+        <w:ind/>
+        <w:jc w:val="both"/>
+        <w:rPr>
+          <w:rFonts w:ascii="JetBrains Mono" w:hAnsi="JetBrains Mono" w:eastAsia="JetBrains Mono" w:cs="JetBrains Mono"/>
+          <w:b w:val="0"/>
+          <w:bCs w:val="0"/>
+          <w:highlight w:val="none"/>
+          <w:lang w:val="en-US"/>
+        </w:rPr>
+      </w:pPr>
+      <w:r>
+        <w:rPr>
+          <w:rFonts w:ascii="JetBrains Mono" w:hAnsi="JetBrains Mono" w:eastAsia="JetBrains Mono" w:cs="JetBrains Mono"/>
+          <w:b w:val="0"/>
+          <w:bCs w:val="0"/>
+          <w:highlight w:val="none"/>
+          <w:lang w:val="en-US" w:bidi="en-US"/>
+        </w:rPr>
+      </w:r>
+      <w:r>
+        <w:rPr>
+          <w:rFonts w:ascii="JetBrains Mono" w:hAnsi="JetBrains Mono" w:eastAsia="JetBrains Mono" w:cs="JetBrains Mono"/>
+          <w:b w:val="0"/>
+          <w:bCs w:val="0"/>
+          <w:highlight w:val="none"/>
+          <w:lang w:val="en-US"/>
+        </w:rPr>
+        <w:t xml:space="preserve">def f():</w:t>
+      </w:r>
+      <w:r>
+        <w:rPr>
+          <w:rFonts w:ascii="JetBrains Mono" w:hAnsi="JetBrains Mono" w:eastAsia="JetBrains Mono" w:cs="JetBrains Mono"/>
+          <w:b w:val="0"/>
+          <w:bCs w:val="0"/>
+          <w:highlight w:val="none"/>
+          <w:lang w:val="en-US"/>
+        </w:rPr>
+      </w:r>
+    </w:p>
+    <w:p>
+      <w:pPr>
+        <w:pStyle w:val="902"/>
+        <w:pBdr/>
+        <w:bidi w:val="false"/>
+        <w:spacing/>
+        <w:ind/>
+        <w:jc w:val="both"/>
+        <w:rPr>
+          <w:rFonts w:ascii="JetBrains Mono" w:hAnsi="JetBrains Mono" w:eastAsia="JetBrains Mono" w:cs="JetBrains Mono"/>
+          <w:b w:val="0"/>
+          <w:bCs w:val="0"/>
+          <w:highlight w:val="none"/>
+          <w:lang w:val="en-US" w:bidi="en-US"/>
+        </w:rPr>
+      </w:pPr>
+      <w:r>
+        <w:rPr>
+          <w:rFonts w:ascii="JetBrains Mono" w:hAnsi="JetBrains Mono" w:eastAsia="JetBrains Mono" w:cs="JetBrains Mono"/>
+          <w:b w:val="0"/>
+          <w:bCs w:val="0"/>
+          <w:highlight w:val="none"/>
+          <w:lang w:val="en-US" w:bidi="en-US"/>
+        </w:rPr>
+        <w:tab/>
+      </w:r>
+      <w:r>
+        <w:rPr>
+          <w:rFonts w:ascii="JetBrains Mono" w:hAnsi="JetBrains Mono" w:eastAsia="JetBrains Mono" w:cs="JetBrains Mono"/>
+          <w:b w:val="0"/>
+          <w:bCs w:val="0"/>
+          <w:highlight w:val="none"/>
+          <w:lang w:val="en-US" w:bidi="en-US"/>
+        </w:rPr>
+        <w:t xml:space="preserve">&lt;</w:t>
+      </w:r>
+      <w:r>
+        <w:rPr>
+          <w:rFonts w:ascii="JetBrains Mono" w:hAnsi="JetBrains Mono" w:eastAsia="JetBrains Mono" w:cs="JetBrains Mono"/>
+          <w:b w:val="0"/>
+          <w:bCs w:val="0"/>
+          <w:highlight w:val="none"/>
+          <w:lang w:val="ru-RU"/>
+        </w:rPr>
+        <w:t xml:space="preserve">операторы</w:t>
+      </w:r>
+      <w:r>
+        <w:rPr>
+          <w:rFonts w:ascii="JetBrains Mono" w:hAnsi="JetBrains Mono" w:eastAsia="JetBrains Mono" w:cs="JetBrains Mono"/>
+          <w:b w:val="0"/>
+          <w:bCs w:val="0"/>
+          <w:highlight w:val="none"/>
+          <w:lang w:val="en-US" w:bidi="en-US"/>
+        </w:rPr>
+        <w:t xml:space="preserve">&gt;</w:t>
+      </w:r>
+      <w:r>
+        <w:rPr>
+          <w:rFonts w:ascii="JetBrains Mono" w:hAnsi="JetBrains Mono" w:eastAsia="JetBrains Mono" w:cs="JetBrains Mono"/>
+          <w:b w:val="0"/>
+          <w:bCs w:val="0"/>
+          <w:highlight w:val="none"/>
+          <w:lang w:val="en-US"/>
+        </w:rPr>
+      </w:r>
+    </w:p>
+    <w:p>
+      <w:pPr>
+        <w:pStyle w:val="902"/>
+        <w:pBdr/>
+        <w:bidi w:val="false"/>
+        <w:spacing/>
+        <w:ind/>
+        <w:jc w:val="both"/>
+        <w:rPr>
+          <w:rFonts w:ascii="JetBrains Mono" w:hAnsi="JetBrains Mono" w:eastAsia="JetBrains Mono" w:cs="JetBrains Mono"/>
+          <w:b w:val="0"/>
+          <w:bCs w:val="0"/>
+          <w:highlight w:val="none"/>
+          <w:lang w:val="en-US" w:bidi="en-US"/>
+        </w:rPr>
+      </w:pPr>
+      <w:r>
+        <w:rPr>
+          <w:rFonts w:ascii="JetBrains Mono" w:hAnsi="JetBrains Mono" w:eastAsia="JetBrains Mono" w:cs="JetBrains Mono"/>
+          <w:b w:val="0"/>
+          <w:bCs w:val="0"/>
+          <w:highlight w:val="none"/>
+          <w:lang w:val="en-US" w:bidi="en-US"/>
+        </w:rPr>
+        <w:t xml:space="preserve">&lt;</w:t>
+      </w:r>
+      <w:r>
+        <w:rPr>
+          <w:rFonts w:ascii="JetBrains Mono" w:hAnsi="JetBrains Mono" w:eastAsia="JetBrains Mono" w:cs="JetBrains Mono"/>
+          <w:b w:val="0"/>
+          <w:bCs w:val="0"/>
+          <w:highlight w:val="none"/>
+          <w:lang w:val="ru-RU"/>
+        </w:rPr>
+        <w:t xml:space="preserve">следующие операторы программы</w:t>
+      </w:r>
+      <w:r>
+        <w:rPr>
+          <w:rFonts w:ascii="JetBrains Mono" w:hAnsi="JetBrains Mono" w:eastAsia="JetBrains Mono" w:cs="JetBrains Mono"/>
+          <w:b w:val="0"/>
+          <w:bCs w:val="0"/>
+          <w:highlight w:val="none"/>
+          <w:lang w:val="en-US" w:bidi="en-US"/>
+        </w:rPr>
+        <w:t xml:space="preserve">&gt;</w:t>
+      </w:r>
+      <w:r>
+        <w:rPr>
+          <w:rFonts w:ascii="JetBrains Mono" w:hAnsi="JetBrains Mono" w:eastAsia="JetBrains Mono" w:cs="JetBrains Mono"/>
+          <w:b w:val="0"/>
+          <w:bCs w:val="0"/>
+          <w:highlight w:val="none"/>
+          <w:lang w:val="en-US"/>
+        </w:rPr>
+      </w:r>
+    </w:p>
+    <w:p>
+      <w:pPr>
+        <w:pStyle w:val="902"/>
+        <w:pBdr/>
+        <w:bidi w:val="false"/>
+        <w:spacing/>
+        <w:ind/>
+        <w:jc w:val="both"/>
+        <w:rPr>
+          <w:rFonts w:ascii="JetBrains Mono" w:hAnsi="JetBrains Mono" w:eastAsia="JetBrains Mono" w:cs="JetBrains Mono"/>
+          <w:b w:val="0"/>
+          <w:bCs w:val="0"/>
+          <w:highlight w:val="none"/>
+          <w:lang w:val="ru-RU"/>
+        </w:rPr>
+      </w:pPr>
+      <w:r>
+        <w:rPr>
+          <w:rFonts w:ascii="JetBrains Mono" w:hAnsi="JetBrains Mono" w:eastAsia="JetBrains Mono" w:cs="JetBrains Mono"/>
+          <w:b w:val="0"/>
+          <w:bCs w:val="0"/>
+          <w:highlight w:val="none"/>
+          <w:lang w:val="ru-RU"/>
+        </w:rPr>
+        <w:t xml:space="preserve">==</w:t>
+      </w:r>
+      <w:r>
+        <w:rPr>
+          <w:rFonts w:ascii="JetBrains Mono" w:hAnsi="JetBrains Mono" w:eastAsia="JetBrains Mono" w:cs="JetBrains Mono"/>
+          <w:b w:val="0"/>
+          <w:bCs w:val="0"/>
+          <w:highlight w:val="none"/>
+          <w:lang w:val="en-US"/>
+        </w:rPr>
+      </w:r>
+    </w:p>
+    <w:p>
+      <w:pPr>
+        <w:pStyle w:val="902"/>
+        <w:pBdr/>
+        <w:bidi w:val="false"/>
+        <w:spacing/>
+        <w:ind/>
+        <w:jc w:val="both"/>
+        <w:rPr>
+          <w:rFonts w:ascii="JetBrains Mono" w:hAnsi="JetBrains Mono" w:eastAsia="JetBrains Mono" w:cs="JetBrains Mono"/>
+          <w:b w:val="0"/>
+          <w:bCs w:val="0"/>
+          <w:highlight w:val="none"/>
+          <w:lang w:val="en-US"/>
+        </w:rPr>
+      </w:pPr>
+      <w:r>
+        <w:rPr>
+          <w:rFonts w:ascii="JetBrains Mono" w:hAnsi="JetBrains Mono" w:eastAsia="JetBrains Mono" w:cs="JetBrains Mono"/>
+          <w:b w:val="0"/>
+          <w:bCs w:val="0"/>
+          <w:highlight w:val="none"/>
+          <w:lang w:val="en-US" w:bidi="en-US"/>
+        </w:rPr>
+        <w:t xml:space="preserve">f </w:t>
+      </w:r>
+      <w:r>
+        <w:rPr>
+          <w:rFonts w:ascii="JetBrains Mono" w:hAnsi="JetBrains Mono" w:eastAsia="JetBrains Mono" w:cs="JetBrains Mono"/>
+          <w:b w:val="0"/>
+          <w:bCs w:val="0"/>
+          <w:highlight w:val="none"/>
+          <w:lang w:val="ru-RU"/>
+        </w:rPr>
+        <w:t xml:space="preserve">НП </w:t>
+      </w:r>
+      <w:r>
+        <w:rPr>
+          <w:rFonts w:ascii="JetBrains Mono" w:hAnsi="JetBrains Mono" w:eastAsia="JetBrains Mono" w:cs="JetBrains Mono"/>
+          <w:b w:val="0"/>
+          <w:bCs w:val="0"/>
+          <w:highlight w:val="none"/>
+          <w:lang w:val="en-US"/>
+        </w:rPr>
+        <w:t xml:space="preserve">&lt;о</w:t>
+      </w:r>
+      <w:r>
+        <w:rPr>
+          <w:rFonts w:ascii="JetBrains Mono" w:hAnsi="JetBrains Mono" w:eastAsia="JetBrains Mono" w:cs="JetBrains Mono"/>
+          <w:b w:val="0"/>
+          <w:bCs w:val="0"/>
+          <w:highlight w:val="none"/>
+          <w:lang w:val="ru-RU"/>
+        </w:rPr>
+        <w:t xml:space="preserve">ператоры</w:t>
+      </w:r>
+      <w:r>
+        <w:rPr>
+          <w:rFonts w:ascii="JetBrains Mono" w:hAnsi="JetBrains Mono" w:eastAsia="JetBrains Mono" w:cs="JetBrains Mono"/>
+          <w:b w:val="0"/>
+          <w:bCs w:val="0"/>
+          <w:highlight w:val="none"/>
+          <w:lang w:val="en-US"/>
+        </w:rPr>
+        <w:t xml:space="preserve">&gt;</w:t>
+      </w:r>
+      <w:r>
+        <w:rPr>
+          <w:rFonts w:ascii="JetBrains Mono" w:hAnsi="JetBrains Mono" w:eastAsia="JetBrains Mono" w:cs="JetBrains Mono"/>
+          <w:b w:val="0"/>
+          <w:bCs w:val="0"/>
+          <w:highlight w:val="none"/>
+          <w:lang w:val="ru-RU"/>
+        </w:rPr>
+        <w:t xml:space="preserve"> КП </w:t>
+      </w:r>
+      <w:r>
+        <w:rPr>
+          <w:rFonts w:ascii="JetBrains Mono" w:hAnsi="JetBrains Mono" w:eastAsia="JetBrains Mono" w:cs="JetBrains Mono"/>
+          <w:b w:val="0"/>
+          <w:bCs w:val="0"/>
+          <w:highlight w:val="none"/>
+          <w:lang w:val="en-US"/>
+        </w:rPr>
+        <w:t xml:space="preserve">&lt;</w:t>
+      </w:r>
+      <w:r>
+        <w:rPr>
+          <w:rFonts w:ascii="JetBrains Mono" w:hAnsi="JetBrains Mono" w:eastAsia="JetBrains Mono" w:cs="JetBrains Mono"/>
+          <w:b w:val="0"/>
+          <w:bCs w:val="0"/>
+          <w:highlight w:val="none"/>
+          <w:lang w:val="ru-RU"/>
+        </w:rPr>
+        <w:t xml:space="preserve">следующие операторы программы</w:t>
+      </w:r>
+      <w:r>
+        <w:rPr>
+          <w:rFonts w:ascii="JetBrains Mono" w:hAnsi="JetBrains Mono" w:eastAsia="JetBrains Mono" w:cs="JetBrains Mono"/>
+          <w:b w:val="0"/>
+          <w:bCs w:val="0"/>
+          <w:highlight w:val="none"/>
+          <w:lang w:val="en-US"/>
+        </w:rPr>
+        <w:t xml:space="preserve">&gt;</w:t>
+      </w:r>
+      <w:r>
+        <w:rPr>
+          <w:rFonts w:ascii="JetBrains Mono" w:hAnsi="JetBrains Mono" w:eastAsia="JetBrains Mono" w:cs="JetBrains Mono"/>
+          <w:b w:val="0"/>
+          <w:bCs w:val="0"/>
+          <w:highlight w:val="none"/>
+          <w:lang w:val="en-US"/>
+        </w:rPr>
+      </w:r>
+    </w:p>
+    <w:p>
+      <w:pPr>
+        <w:pStyle w:val="902"/>
+        <w:pBdr/>
+        <w:bidi w:val="false"/>
+        <w:spacing/>
+        <w:ind/>
+        <w:jc w:val="both"/>
+        <w:rPr>
+          <w:rFonts w:ascii="JetBrains Mono" w:hAnsi="JetBrains Mono" w:eastAsia="JetBrains Mono" w:cs="JetBrains Mono"/>
+          <w:b w:val="0"/>
+          <w:bCs w:val="0"/>
+          <w:highlight w:val="none"/>
+          <w:lang w:val="en-US"/>
+        </w:rPr>
+      </w:pPr>
+      <w:r>
+        <w:rPr>
+          <w:rFonts w:ascii="JetBrains Mono" w:hAnsi="JetBrains Mono" w:eastAsia="JetBrains Mono" w:cs="JetBrains Mono"/>
+          <w:b w:val="0"/>
+          <w:bCs w:val="0"/>
+          <w:highlight w:val="none"/>
+          <w:lang w:val="en-US"/>
+        </w:rPr>
+      </w:r>
+      <w:r>
+        <w:rPr>
+          <w:rFonts w:ascii="JetBrains Mono" w:hAnsi="JetBrains Mono" w:eastAsia="JetBrains Mono" w:cs="JetBrains Mono"/>
+          <w:b w:val="0"/>
+          <w:bCs w:val="0"/>
+          <w:highlight w:val="none"/>
+          <w:lang w:val="en-US"/>
+        </w:rPr>
+      </w:r>
+      <w:r>
+        <w:rPr>
+          <w:rFonts w:ascii="JetBrains Mono" w:hAnsi="JetBrains Mono" w:eastAsia="JetBrains Mono" w:cs="JetBrains Mono"/>
+          <w:b w:val="0"/>
+          <w:bCs w:val="0"/>
+          <w:highlight w:val="none"/>
+          <w:lang w:val="en-US"/>
+        </w:rPr>
+      </w:r>
+    </w:p>
+    <w:p>
+      <w:pPr>
+        <w:pStyle w:val="902"/>
+        <w:pBdr/>
+        <w:bidi w:val="false"/>
+        <w:spacing/>
+        <w:ind/>
+        <w:jc w:val="both"/>
+        <w:rPr>
+          <w:rFonts w:ascii="JetBrains Mono" w:hAnsi="JetBrains Mono" w:eastAsia="JetBrains Mono" w:cs="JetBrains Mono"/>
+          <w:b w:val="0"/>
+          <w:bCs w:val="0"/>
+          <w:highlight w:val="none"/>
+          <w:lang w:val="en-US" w:bidi="en-US"/>
+        </w:rPr>
+      </w:pPr>
+      <w:r>
+        <w:rPr>
+          <w:rFonts w:ascii="JetBrains Mono" w:hAnsi="JetBrains Mono" w:eastAsia="JetBrains Mono" w:cs="JetBrains Mono"/>
+          <w:b w:val="0"/>
+          <w:bCs w:val="0"/>
+          <w:highlight w:val="none"/>
+          <w:lang w:val="en-US" w:bidi="en-US"/>
+        </w:rPr>
+        <w:t xml:space="preserve">def f():</w:t>
+      </w:r>
+      <w:r>
+        <w:rPr>
+          <w:rFonts w:ascii="JetBrains Mono" w:hAnsi="JetBrains Mono" w:eastAsia="JetBrains Mono" w:cs="JetBrains Mono"/>
+          <w:b w:val="0"/>
+          <w:bCs w:val="0"/>
+          <w:highlight w:val="none"/>
+          <w:lang w:val="en-US"/>
+        </w:rPr>
+      </w:r>
+    </w:p>
+    <w:p>
+      <w:pPr>
+        <w:pStyle w:val="902"/>
+        <w:pBdr/>
+        <w:bidi w:val="false"/>
+        <w:spacing/>
+        <w:ind/>
+        <w:jc w:val="both"/>
+        <w:rPr>
+          <w:rFonts w:ascii="JetBrains Mono" w:hAnsi="JetBrains Mono" w:eastAsia="JetBrains Mono" w:cs="JetBrains Mono"/>
+          <w:b w:val="0"/>
+          <w:bCs w:val="0"/>
+          <w:highlight w:val="none"/>
+          <w:lang w:val="en-US" w:bidi="en-US"/>
+        </w:rPr>
+      </w:pPr>
+      <w:r>
+        <w:rPr>
+          <w:rFonts w:ascii="JetBrains Mono" w:hAnsi="JetBrains Mono" w:eastAsia="JetBrains Mono" w:cs="JetBrains Mono"/>
+          <w:b w:val="0"/>
+          <w:bCs w:val="0"/>
+          <w:highlight w:val="none"/>
+          <w:lang w:val="en-US" w:bidi="en-US"/>
+        </w:rPr>
+        <w:tab/>
+        <w:t xml:space="preserve">x = x + 1</w:t>
+      </w:r>
+      <w:r>
+        <w:rPr>
+          <w:rFonts w:ascii="JetBrains Mono" w:hAnsi="JetBrains Mono" w:eastAsia="JetBrains Mono" w:cs="JetBrains Mono"/>
+          <w:b w:val="0"/>
+          <w:bCs w:val="0"/>
+          <w:highlight w:val="none"/>
+          <w:lang w:val="en-US"/>
+        </w:rPr>
+      </w:r>
+    </w:p>
+    <w:p>
+      <w:pPr>
+        <w:pStyle w:val="902"/>
+        <w:pBdr/>
+        <w:bidi w:val="false"/>
+        <w:spacing/>
+        <w:ind/>
+        <w:jc w:val="both"/>
+        <w:rPr>
+          <w:rFonts w:ascii="JetBrains Mono" w:hAnsi="JetBrains Mono" w:eastAsia="JetBrains Mono" w:cs="JetBrains Mono"/>
+          <w:b w:val="0"/>
+          <w:bCs w:val="0"/>
+          <w:highlight w:val="none"/>
+          <w:lang w:val="en-US" w:bidi="en-US"/>
+        </w:rPr>
+      </w:pPr>
+      <w:r>
+        <w:rPr>
+          <w:rFonts w:ascii="JetBrains Mono" w:hAnsi="JetBrains Mono" w:eastAsia="JetBrains Mono" w:cs="JetBrains Mono"/>
+          <w:b w:val="0"/>
+          <w:bCs w:val="0"/>
+          <w:highlight w:val="none"/>
+          <w:lang w:val="en-US" w:bidi="en-US"/>
+        </w:rPr>
+        <w:tab/>
+        <w:t xml:space="preserve">y = y + 1</w:t>
+      </w:r>
+      <w:r>
+        <w:rPr>
+          <w:rFonts w:ascii="JetBrains Mono" w:hAnsi="JetBrains Mono" w:eastAsia="JetBrains Mono" w:cs="JetBrains Mono"/>
+          <w:b w:val="0"/>
+          <w:bCs w:val="0"/>
+          <w:highlight w:val="none"/>
+          <w:lang w:val="en-US"/>
+        </w:rPr>
+      </w:r>
+    </w:p>
+    <w:p>
+      <w:pPr>
+        <w:pStyle w:val="902"/>
+        <w:pBdr/>
+        <w:bidi w:val="false"/>
+        <w:spacing/>
+        <w:ind/>
+        <w:jc w:val="both"/>
+        <w:rPr>
+          <w:rFonts w:ascii="JetBrains Mono" w:hAnsi="JetBrains Mono" w:eastAsia="JetBrains Mono" w:cs="JetBrains Mono"/>
+          <w:b w:val="0"/>
+          <w:bCs w:val="0"/>
+          <w:highlight w:val="none"/>
+          <w:lang w:val="en-US" w:bidi="en-US"/>
+        </w:rPr>
+      </w:pPr>
+      <w:r>
+        <w:rPr>
+          <w:rFonts w:ascii="JetBrains Mono" w:hAnsi="JetBrains Mono" w:eastAsia="JetBrains Mono" w:cs="JetBrains Mono"/>
+          <w:b w:val="0"/>
+          <w:bCs w:val="0"/>
+          <w:highlight w:val="none"/>
+          <w:lang w:val="en-US" w:bidi="en-US"/>
+        </w:rPr>
+        <w:t xml:space="preserve">z = z + 1</w:t>
+      </w:r>
+      <w:r>
+        <w:rPr>
+          <w:rFonts w:ascii="JetBrains Mono" w:hAnsi="JetBrains Mono" w:eastAsia="JetBrains Mono" w:cs="JetBrains Mono"/>
+          <w:b w:val="0"/>
+          <w:bCs w:val="0"/>
+          <w:highlight w:val="none"/>
+          <w:lang w:val="en-US"/>
+        </w:rPr>
+      </w:r>
+    </w:p>
+    <w:p>
+      <w:pPr>
+        <w:pStyle w:val="902"/>
+        <w:pBdr/>
+        <w:bidi w:val="false"/>
+        <w:spacing/>
+        <w:ind/>
+        <w:jc w:val="both"/>
+        <w:rPr>
+          <w:rFonts w:ascii="JetBrains Mono" w:hAnsi="JetBrains Mono" w:eastAsia="JetBrains Mono" w:cs="JetBrains Mono"/>
+          <w:b w:val="0"/>
+          <w:bCs w:val="0"/>
+          <w:highlight w:val="none"/>
+          <w:lang w:val="en-US" w:bidi="en-US"/>
+        </w:rPr>
+      </w:pPr>
+      <w:r>
+        <w:rPr>
+          <w:rFonts w:ascii="JetBrains Mono" w:hAnsi="JetBrains Mono" w:eastAsia="JetBrains Mono" w:cs="JetBrains Mono"/>
+          <w:b w:val="0"/>
+          <w:bCs w:val="0"/>
+          <w:highlight w:val="none"/>
+          <w:lang w:val="en-US" w:bidi="en-US"/>
+        </w:rPr>
+        <w:t xml:space="preserve">==</w:t>
+      </w:r>
+      <w:r>
+        <w:rPr>
+          <w:rFonts w:ascii="JetBrains Mono" w:hAnsi="JetBrains Mono" w:eastAsia="JetBrains Mono" w:cs="JetBrains Mono"/>
+          <w:b w:val="0"/>
+          <w:bCs w:val="0"/>
+          <w:highlight w:val="none"/>
+          <w:lang w:val="en-US"/>
+        </w:rPr>
+      </w:r>
+    </w:p>
+    <w:p>
+      <w:pPr>
+        <w:pStyle w:val="902"/>
+        <w:pBdr/>
+        <w:bidi w:val="false"/>
+        <w:spacing/>
+        <w:ind/>
+        <w:jc w:val="both"/>
+        <w:rPr>
+          <w:rFonts w:ascii="JetBrains Mono" w:hAnsi="JetBrains Mono" w:eastAsia="JetBrains Mono" w:cs="JetBrains Mono"/>
+          <w:b w:val="0"/>
+          <w:bCs w:val="0"/>
+          <w:highlight w:val="none"/>
+          <w:lang w:val="en-US" w:bidi="en-US"/>
+        </w:rPr>
+      </w:pPr>
+      <w:r>
+        <w:rPr>
+          <w:rFonts w:ascii="JetBrains Mono" w:hAnsi="JetBrains Mono" w:eastAsia="JetBrains Mono" w:cs="JetBrains Mono"/>
+          <w:b w:val="0"/>
+          <w:bCs w:val="0"/>
+          <w:highlight w:val="none"/>
+          <w:lang w:val="en-US" w:bidi="en-US"/>
+        </w:rPr>
+        <w:t xml:space="preserve">f </w:t>
+      </w:r>
+      <w:r>
+        <w:rPr>
+          <w:rFonts w:ascii="JetBrains Mono" w:hAnsi="JetBrains Mono" w:eastAsia="JetBrains Mono" w:cs="JetBrains Mono"/>
+          <w:b w:val="0"/>
+          <w:bCs w:val="0"/>
+          <w:highlight w:val="none"/>
+          <w:lang w:val="ru-RU"/>
+        </w:rPr>
+        <w:t xml:space="preserve">НП </w:t>
+      </w:r>
+      <w:r>
+        <w:rPr>
+          <w:rFonts w:ascii="JetBrains Mono" w:hAnsi="JetBrains Mono" w:eastAsia="JetBrains Mono" w:cs="JetBrains Mono"/>
+          <w:b w:val="0"/>
+          <w:bCs w:val="0"/>
+          <w:highlight w:val="none"/>
+          <w:lang w:val="en-US"/>
+        </w:rPr>
+        <w:t xml:space="preserve">xx1+=yy1+= </w:t>
+      </w:r>
+      <w:r>
+        <w:rPr>
+          <w:rFonts w:ascii="JetBrains Mono" w:hAnsi="JetBrains Mono" w:eastAsia="JetBrains Mono" w:cs="JetBrains Mono"/>
+          <w:b w:val="0"/>
+          <w:bCs w:val="0"/>
+          <w:highlight w:val="none"/>
+          <w:lang w:val="ru-RU"/>
+        </w:rPr>
+        <w:t xml:space="preserve">КП </w:t>
+      </w:r>
+      <w:r>
+        <w:rPr>
+          <w:rFonts w:ascii="JetBrains Mono" w:hAnsi="JetBrains Mono" w:eastAsia="JetBrains Mono" w:cs="JetBrains Mono"/>
+          <w:b w:val="0"/>
+          <w:bCs w:val="0"/>
+          <w:highlight w:val="none"/>
+          <w:lang w:val="en-US"/>
+        </w:rPr>
+        <w:t xml:space="preserve">zz1+=</w:t>
+      </w:r>
+      <w:r>
+        <w:rPr>
+          <w:rFonts w:ascii="JetBrains Mono" w:hAnsi="JetBrains Mono" w:eastAsia="JetBrains Mono" w:cs="JetBrains Mono"/>
+          <w:b w:val="0"/>
+          <w:bCs w:val="0"/>
+          <w:highlight w:val="none"/>
+          <w:lang w:val="en-US" w:bidi="en-US"/>
+        </w:rPr>
+      </w:r>
+      <w:r>
+        <w:rPr>
+          <w:rFonts w:ascii="JetBrains Mono" w:hAnsi="JetBrains Mono" w:eastAsia="JetBrains Mono" w:cs="JetBrains Mono"/>
+          <w:b w:val="0"/>
+          <w:bCs w:val="0"/>
+          <w:highlight w:val="none"/>
+          <w:lang w:val="en-US"/>
+        </w:rPr>
+      </w:r>
+    </w:p>
+    <w:p>
+      <w:pPr>
+        <w:pStyle w:val="902"/>
+        <w:pBdr/>
+        <w:bidi w:val="false"/>
+        <w:spacing/>
+        <w:ind/>
+        <w:jc w:val="both"/>
+        <w:rPr>
+          <w:rFonts w:ascii="JetBrains Mono" w:hAnsi="JetBrains Mono" w:eastAsia="JetBrains Mono" w:cs="JetBrains Mono"/>
+          <w:b w:val="0"/>
+          <w:bCs w:val="0"/>
+          <w:highlight w:val="none"/>
+          <w:lang w:val="en-US"/>
+        </w:rPr>
+      </w:pPr>
+      <w:r>
+        <w:rPr>
+          <w:rFonts w:ascii="JetBrains Mono" w:hAnsi="JetBrains Mono" w:eastAsia="JetBrains Mono" w:cs="JetBrains Mono"/>
+          <w:b w:val="0"/>
+          <w:bCs w:val="0"/>
+          <w:highlight w:val="none"/>
+          <w:lang w:val="en-US"/>
+        </w:rPr>
+      </w:r>
+      <w:r>
+        <w:rPr>
+          <w:rFonts w:ascii="JetBrains Mono" w:hAnsi="JetBrains Mono" w:eastAsia="JetBrains Mono" w:cs="JetBrains Mono"/>
+          <w:b w:val="0"/>
+          <w:bCs w:val="0"/>
+          <w:highlight w:val="none"/>
+          <w:lang w:val="en-US"/>
+        </w:rPr>
+      </w:r>
+      <w:r>
+        <w:rPr>
+          <w:rFonts w:ascii="JetBrains Mono" w:hAnsi="JetBrains Mono" w:eastAsia="JetBrains Mono" w:cs="JetBrains Mono"/>
+          <w:b w:val="0"/>
+          <w:bCs w:val="0"/>
+          <w:highlight w:val="none"/>
+          <w:lang w:val="en-US"/>
+        </w:rPr>
+      </w:r>
+    </w:p>
+    <w:p>
+      <w:pPr>
+        <w:pStyle w:val="902"/>
+        <w:pBdr/>
+        <w:bidi w:val="false"/>
+        <w:spacing/>
+        <w:ind/>
+        <w:jc w:val="both"/>
+        <w:rPr>
+          <w:rFonts w:ascii="JetBrains Mono" w:hAnsi="JetBrains Mono" w:eastAsia="JetBrains Mono" w:cs="JetBrains Mono"/>
+          <w:b w:val="0"/>
+          <w:bCs w:val="0"/>
+          <w:highlight w:val="none"/>
+          <w:lang w:val="en-US" w:bidi="en-US"/>
+        </w:rPr>
+      </w:pPr>
+      <w:r>
+        <w:rPr>
+          <w:rFonts w:ascii="JetBrains Mono" w:hAnsi="JetBrains Mono" w:eastAsia="JetBrains Mono" w:cs="JetBrains Mono"/>
+          <w:b w:val="0"/>
+          <w:bCs w:val="0"/>
+          <w:highlight w:val="none"/>
+          <w:lang w:val="en-US" w:bidi="en-US"/>
+        </w:rPr>
+        <w:t xml:space="preserve">int a, b, c == a b c 3 int</w:t>
+      </w:r>
+      <w:r>
+        <w:rPr>
+          <w:rFonts w:ascii="JetBrains Mono" w:hAnsi="JetBrains Mono" w:eastAsia="JetBrains Mono" w:cs="JetBrains Mono"/>
+          <w:b w:val="0"/>
+          <w:bCs w:val="0"/>
+          <w:highlight w:val="none"/>
+          <w:lang w:val="en-US"/>
+        </w:rPr>
+      </w:r>
+      <w:r>
+        <w:rPr>
+          <w:rFonts w:ascii="JetBrains Mono" w:hAnsi="JetBrains Mono" w:eastAsia="JetBrains Mono" w:cs="JetBrains Mono"/>
+          <w:b w:val="0"/>
+          <w:bCs w:val="0"/>
+          <w:highlight w:val="none"/>
+          <w:lang w:val="en-US" w:bidi="en-US"/>
+        </w:rPr>
+      </w:r>
+      <w:r>
+        <w:rPr>
+          <w:rFonts w:ascii="JetBrains Mono" w:hAnsi="JetBrains Mono" w:eastAsia="JetBrains Mono" w:cs="JetBrains Mono"/>
+          <w:b w:val="0"/>
+          <w:bCs w:val="0"/>
+          <w:highlight w:val="none"/>
+          <w:lang w:val="en-US" w:bidi="en-US"/>
+        </w:rPr>
       </w:r>
       <w:r>
         <w:rPr>
